--- a/manual/Fundamento-MANUAL-v7.docx
+++ b/manual/Fundamento-MANUAL-v7.docx
@@ -5866,6 +5866,150 @@
     </w:tbl>
     <w:p>
       <w:pPr>
+        <w:spacing w:after="100"/>
+      </w:pPr>
+    </w:p>
+    <w:tbl>
+      <w:tblPr>
+        <w:tblW w:type="dxa" w:w="9000"/>
+        <w:tblBorders>
+          <w:top w:val="nil"/>
+          <w:left w:val="nil"/>
+          <w:bottom w:val="nil"/>
+          <w:right w:val="nil"/>
+          <w:insideH w:val="nil"/>
+          <w:insideV w:val="nil"/>
+        </w:tblBorders>
+      </w:tblPr>
+      <w:tblGrid>
+        <w:gridCol w:w="9000"/>
+      </w:tblGrid>
+      <w:tr>
+        <w:trPr>
+          <w:cantSplit/>
+        </w:trPr>
+        <w:tc>
+          <w:tcPr>
+            <w:tcW w:type="dxa" w:w="9000"/>
+            <w:tcBorders>
+              <w:top w:val="nil"/>
+              <w:left w:val="single" w:color="4E1230" w:sz="18"/>
+              <w:bottom w:val="nil"/>
+              <w:right w:val="nil"/>
+            </w:tcBorders>
+            <w:shd w:fill="F4F1EC" w:color="auto" w:val="clear"/>
+            <w:tcMar>
+              <w:top w:type="dxa" w:w="160"/>
+              <w:left w:type="dxa" w:w="220"/>
+              <w:bottom w:type="dxa" w:w="160"/>
+              <w:right w:type="dxa" w:w="220"/>
+            </w:tcMar>
+          </w:tcPr>
+          <w:p>
+            <w:pPr>
+              <w:spacing w:after="100" w:before="20"/>
+            </w:pPr>
+            <w:r>
+              <w:rPr>
+                <w:rFonts w:ascii="Georgia" w:cs="Georgia" w:eastAsia="Georgia" w:hAnsi="Georgia"/>
+                <w:b/>
+                <w:bCs/>
+                <w:color w:val="4E1230"/>
+                <w:sz w:val="18"/>
+                <w:szCs w:val="18"/>
+              </w:rPr>
+              <w:t xml:space="preserve">ESSA ÚLTIMA COLUNA É UM TETO, E NÃO UM DIA</w:t>
+            </w:r>
+          </w:p>
+          <w:p>
+            <w:pPr>
+              <w:spacing w:after="110" w:line="268"/>
+            </w:pPr>
+            <w:r>
+              <w:rPr>
+                <w:sz w:val="20"/>
+                <w:szCs w:val="20"/>
+              </w:rPr>
+              <w:t xml:space="preserve">Ela responde </w:t>
+            </w:r>
+            <w:r>
+              <w:rPr>
+                <w:i/>
+                <w:iCs/>
+                <w:sz w:val="20"/>
+                <w:szCs w:val="20"/>
+              </w:rPr>
+              <w:t xml:space="preserve">"quantas vezes cabe se você não fizer mais nada com o seu PE"</w:t>
+            </w:r>
+            <w:r>
+              <w:rPr>
+                <w:sz w:val="20"/>
+                <w:szCs w:val="20"/>
+              </w:rPr>
+              <w:t xml:space="preserve">. Um dia de verdade tem outras despesas ao mesmo tempo — o sistema em volta tem coisas que cobram </w:t>
+            </w:r>
+            <w:r>
+              <w:rPr>
+                <w:b/>
+                <w:bCs/>
+                <w:sz w:val="20"/>
+                <w:szCs w:val="20"/>
+              </w:rPr>
+              <w:t xml:space="preserve">por rodada</w:t>
+            </w:r>
+            <w:r>
+              <w:rPr>
+                <w:sz w:val="20"/>
+                <w:szCs w:val="20"/>
+              </w:rPr>
+              <w:t xml:space="preserve"> enquanto estão ligadas, e a Integridade encarece todo feitiço quando o seu segundo degrau acende.</w:t>
+            </w:r>
+          </w:p>
+          <w:p>
+            <w:pPr>
+              <w:spacing w:after="110" w:line="268"/>
+            </w:pPr>
+            <w:r>
+              <w:rPr>
+                <w:sz w:val="20"/>
+                <w:szCs w:val="20"/>
+              </w:rPr>
+              <w:t xml:space="preserve">Na prática, um conjurador gasta PE em cerca de </w:t>
+            </w:r>
+            <w:r>
+              <w:rPr>
+                <w:b/>
+                <w:bCs/>
+                <w:sz w:val="20"/>
+                <w:szCs w:val="20"/>
+              </w:rPr>
+              <w:t xml:space="preserve">metade das rodadas de luta do dia</w:t>
+            </w:r>
+            <w:r>
+              <w:rPr>
+                <w:sz w:val="20"/>
+                <w:szCs w:val="20"/>
+              </w:rPr>
+              <w:t xml:space="preserve"> e passa a outra metade no Classe 0, no golpe simples e no que for de graça. Isso não é aperto: é o desenho.</w:t>
+            </w:r>
+          </w:p>
+          <w:p>
+            <w:pPr>
+              <w:spacing w:after="20" w:line="268"/>
+            </w:pPr>
+            <w:r>
+              <w:rPr>
+                <w:sz w:val="20"/>
+                <w:szCs w:val="20"/>
+              </w:rPr>
+              <w:t xml:space="preserve">Leia esta coluna como o limite superior. Quem trata ela como orçamento de dia acaba precificando peça nova contra um personagem que só faz uma coisa — e esse erro já custou três versões do sistema em volta.</w:t>
+            </w:r>
+          </w:p>
+        </w:tc>
+      </w:tr>
+    </w:tbl>
+    <w:p>
+      <w:pPr>
         <w:pStyle w:val="Heading2"/>
         <w:spacing w:after="160" w:before="340"/>
       </w:pPr>
@@ -34754,10 +34898,65 @@
     </w:p>
     <w:p>
       <w:pPr>
+        <w:pStyle w:val="Heading2"/>
+        <w:spacing w:after="160" w:before="340"/>
+      </w:pPr>
+      <w:r>
+        <w:rPr>
+          <w:rFonts w:ascii="Georgia" w:cs="Georgia" w:eastAsia="Georgia" w:hAnsi="Georgia"/>
+          <w:b/>
+          <w:bCs/>
+          <w:color w:val="741B47"/>
+          <w:sz w:val="28"/>
+          <w:szCs w:val="28"/>
+        </w:rPr>
+        <w:t xml:space="preserve">Expansão de Domínio</w:t>
+      </w:r>
+    </w:p>
+    <w:p>
+      <w:pPr>
         <w:spacing w:after="140" w:before="0" w:line="276"/>
       </w:pPr>
       <w:r>
-        <w:t xml:space="preserve">Expansão ainda não tem regra escrita. Quando tiver, ela não sai daqui: vai morar na criação de personagem, presa a um mínimo de </w:t>
+        <w:t xml:space="preserve">Estender a sua técnica sobre o terreno: por alguns instantes, o lugar em volta deixa de obedecer ao mundo e passa a obedecer a você. É o topo do que um feiticeiro faz, e quase nenhum chega lá.</w:t>
+      </w:r>
+    </w:p>
+    <w:p>
+      <w:pPr>
+        <w:spacing w:after="140" w:before="0" w:line="276"/>
+      </w:pPr>
+      <w:r>
+        <w:t xml:space="preserve">Ela </w:t>
+      </w:r>
+      <w:r>
+        <w:rPr>
+          <w:b/>
+          <w:bCs/>
+        </w:rPr>
+        <w:t xml:space="preserve">não é montada com pontos</w:t>
+      </w:r>
+      <w:r>
+        <w:t xml:space="preserve"> como um feitiço, e </w:t>
+      </w:r>
+      <w:r>
+        <w:rPr>
+          <w:b/>
+          <w:bCs/>
+        </w:rPr>
+        <w:t xml:space="preserve">não é dada pelo nível</w:t>
+      </w:r>
+      <w:r>
+        <w:t xml:space="preserve"> como a Técnica Máxima. Ela é </w:t>
+      </w:r>
+      <w:r>
+        <w:rPr>
+          <w:b/>
+          <w:bCs/>
+        </w:rPr>
+        <w:t xml:space="preserve">comprada</w:t>
+      </w:r>
+      <w:r>
+        <w:t xml:space="preserve">, com espaços de feitiço conhecido, e só abre quando o seu nível e o seu </w:t>
       </w:r>
       <w:r>
         <w:rPr>
@@ -34767,7 +34966,2543 @@
         <w:t xml:space="preserve">refino</w:t>
       </w:r>
       <w:r>
-        <w:t xml:space="preserve"> e de nível, e comprada trocando espaços de feitiço conhecido. O teto do feitiço não muda por causa dela.</w:t>
+        <w:t xml:space="preserve"> alcançam os dois mínimos.</w:t>
+      </w:r>
+    </w:p>
+    <w:tbl>
+      <w:tblPr>
+        <w:tblW w:type="dxa" w:w="9000"/>
+        <w:tblBorders>
+          <w:top w:val="nil"/>
+          <w:left w:val="nil"/>
+          <w:bottom w:val="nil"/>
+          <w:right w:val="nil"/>
+          <w:insideH w:val="nil"/>
+          <w:insideV w:val="nil"/>
+        </w:tblBorders>
+      </w:tblPr>
+      <w:tblGrid>
+        <w:gridCol w:w="9000"/>
+      </w:tblGrid>
+      <w:tr>
+        <w:trPr>
+          <w:cantSplit/>
+        </w:trPr>
+        <w:tc>
+          <w:tcPr>
+            <w:tcW w:type="dxa" w:w="9000"/>
+            <w:tcBorders>
+              <w:top w:val="nil"/>
+              <w:left w:val="single" w:color="4E1230" w:sz="18"/>
+              <w:bottom w:val="nil"/>
+              <w:right w:val="nil"/>
+            </w:tcBorders>
+            <w:shd w:fill="F4F1EC" w:color="auto" w:val="clear"/>
+            <w:tcMar>
+              <w:top w:type="dxa" w:w="160"/>
+              <w:left w:type="dxa" w:w="220"/>
+              <w:bottom w:type="dxa" w:w="160"/>
+              <w:right w:type="dxa" w:w="220"/>
+            </w:tcMar>
+          </w:tcPr>
+          <w:p>
+            <w:pPr>
+              <w:spacing w:after="100" w:before="20"/>
+            </w:pPr>
+            <w:r>
+              <w:rPr>
+                <w:rFonts w:ascii="Georgia" w:cs="Georgia" w:eastAsia="Georgia" w:hAnsi="Georgia"/>
+                <w:b/>
+                <w:bCs/>
+                <w:color w:val="4E1230"/>
+                <w:sz w:val="18"/>
+                <w:szCs w:val="18"/>
+              </w:rPr>
+              <w:t xml:space="preserve">REFINO, EM UMA LINHA</w:t>
+            </w:r>
+          </w:p>
+          <w:p>
+            <w:pPr>
+              <w:spacing w:after="20" w:line="268"/>
+            </w:pPr>
+            <w:r>
+              <w:rPr>
+                <w:sz w:val="20"/>
+                <w:szCs w:val="20"/>
+              </w:rPr>
+              <w:t xml:space="preserve">O </w:t>
+            </w:r>
+            <w:r>
+              <w:rPr>
+                <w:b/>
+                <w:bCs/>
+                <w:sz w:val="20"/>
+                <w:szCs w:val="20"/>
+              </w:rPr>
+              <w:t xml:space="preserve">refino</w:t>
+            </w:r>
+            <w:r>
+              <w:rPr>
+                <w:sz w:val="20"/>
+                <w:szCs w:val="20"/>
+              </w:rPr>
+              <w:t xml:space="preserve"> é o eixo de controle da sua ficha — quanto da sua energia você não desperdiça. Ele não é do Fundamento: ele mora no sistema em volta, sobe com os seus marcos e vai de 1 a 10. Aqui ele é lido em três lugares e nada mais: </w:t>
+            </w:r>
+            <w:r>
+              <w:rPr>
+                <w:b/>
+                <w:bCs/>
+                <w:sz w:val="20"/>
+                <w:szCs w:val="20"/>
+              </w:rPr>
+              <w:t xml:space="preserve">o requisito</w:t>
+            </w:r>
+            <w:r>
+              <w:rPr>
+                <w:sz w:val="20"/>
+                <w:szCs w:val="20"/>
+              </w:rPr>
+              <w:t xml:space="preserve">, </w:t>
+            </w:r>
+            <w:r>
+              <w:rPr>
+                <w:b/>
+                <w:bCs/>
+                <w:sz w:val="20"/>
+                <w:szCs w:val="20"/>
+              </w:rPr>
+              <w:t xml:space="preserve">o desconto lá dentro</w:t>
+            </w:r>
+            <w:r>
+              <w:rPr>
+                <w:sz w:val="20"/>
+                <w:szCs w:val="20"/>
+              </w:rPr>
+              <w:t xml:space="preserve"> e </w:t>
+            </w:r>
+            <w:r>
+              <w:rPr>
+                <w:b/>
+                <w:bCs/>
+                <w:sz w:val="20"/>
+                <w:szCs w:val="20"/>
+              </w:rPr>
+              <w:t xml:space="preserve">quanto tempo o domínio fica de pé.</w:t>
+            </w:r>
+          </w:p>
+        </w:tc>
+      </w:tr>
+    </w:tbl>
+    <w:p>
+      <w:pPr>
+        <w:spacing w:after="100"/>
+      </w:pPr>
+    </w:p>
+    <w:p>
+      <w:pPr>
+        <w:pStyle w:val="Heading3"/>
+        <w:spacing w:after="120" w:before="240"/>
+      </w:pPr>
+      <w:r>
+        <w:rPr>
+          <w:b/>
+          <w:bCs/>
+          <w:color w:val="1A1A1A"/>
+          <w:sz w:val="23"/>
+          <w:szCs w:val="23"/>
+        </w:rPr>
+        <w:t xml:space="preserve">Os dois degraus</w:t>
+      </w:r>
+    </w:p>
+    <w:tbl>
+      <w:tblPr>
+        <w:tblW w:type="dxa" w:w="9000"/>
+        <w:tblBorders>
+          <w:top w:val="single" w:color="C8C8C8" w:sz="4"/>
+          <w:left w:val="single" w:color="C8C8C8" w:sz="4"/>
+          <w:bottom w:val="single" w:color="C8C8C8" w:sz="4"/>
+          <w:right w:val="single" w:color="C8C8C8" w:sz="4"/>
+          <w:insideH w:val="single" w:color="C8C8C8" w:sz="2"/>
+          <w:insideV w:val="single" w:color="C8C8C8" w:sz="2"/>
+        </w:tblBorders>
+      </w:tblPr>
+      <w:tblGrid>
+        <w:gridCol w:w="1440"/>
+        <w:gridCol w:w="1440"/>
+        <w:gridCol w:w="2160"/>
+        <w:gridCol w:w="3960"/>
+      </w:tblGrid>
+      <w:tr>
+        <w:trPr>
+          <w:cantSplit/>
+          <w:tblHeader/>
+        </w:trPr>
+        <w:tc>
+          <w:tcPr>
+            <w:tcW w:type="dxa" w:w="1440"/>
+            <w:shd w:fill="4E1230" w:color="auto" w:val="clear"/>
+            <w:tcMar>
+              <w:top w:type="dxa" w:w="60"/>
+              <w:left w:type="dxa" w:w="110"/>
+              <w:bottom w:type="dxa" w:w="60"/>
+              <w:right w:type="dxa" w:w="110"/>
+            </w:tcMar>
+            <w:vAlign w:val="center"/>
+          </w:tcPr>
+          <w:p>
+            <w:pPr>
+              <w:spacing w:after="40" w:before="40" w:line="240"/>
+              <w:jc w:val="left"/>
+            </w:pPr>
+            <w:r>
+              <w:rPr>
+                <w:b/>
+                <w:bCs/>
+                <w:color w:val="FFFFFF"/>
+                <w:sz w:val="18"/>
+                <w:szCs w:val="18"/>
+              </w:rPr>
+              <w:t xml:space="preserve">Degrau</w:t>
+            </w:r>
+          </w:p>
+        </w:tc>
+        <w:tc>
+          <w:tcPr>
+            <w:tcW w:type="dxa" w:w="1440"/>
+            <w:shd w:fill="4E1230" w:color="auto" w:val="clear"/>
+            <w:tcMar>
+              <w:top w:type="dxa" w:w="60"/>
+              <w:left w:type="dxa" w:w="110"/>
+              <w:bottom w:type="dxa" w:w="60"/>
+              <w:right w:type="dxa" w:w="110"/>
+            </w:tcMar>
+            <w:vAlign w:val="center"/>
+          </w:tcPr>
+          <w:p>
+            <w:pPr>
+              <w:spacing w:after="40" w:before="40" w:line="240"/>
+              <w:jc w:val="center"/>
+            </w:pPr>
+            <w:r>
+              <w:rPr>
+                <w:b/>
+                <w:bCs/>
+                <w:color w:val="FFFFFF"/>
+                <w:sz w:val="18"/>
+                <w:szCs w:val="18"/>
+              </w:rPr>
+              <w:t xml:space="preserve">Custa</w:t>
+            </w:r>
+          </w:p>
+        </w:tc>
+        <w:tc>
+          <w:tcPr>
+            <w:tcW w:type="dxa" w:w="2160"/>
+            <w:shd w:fill="4E1230" w:color="auto" w:val="clear"/>
+            <w:tcMar>
+              <w:top w:type="dxa" w:w="60"/>
+              <w:left w:type="dxa" w:w="110"/>
+              <w:bottom w:type="dxa" w:w="60"/>
+              <w:right w:type="dxa" w:w="110"/>
+            </w:tcMar>
+            <w:vAlign w:val="center"/>
+          </w:tcPr>
+          <w:p>
+            <w:pPr>
+              <w:spacing w:after="40" w:before="40" w:line="240"/>
+              <w:jc w:val="center"/>
+            </w:pPr>
+            <w:r>
+              <w:rPr>
+                <w:b/>
+                <w:bCs/>
+                <w:color w:val="FFFFFF"/>
+                <w:sz w:val="18"/>
+                <w:szCs w:val="18"/>
+              </w:rPr>
+              <w:t xml:space="preserve">Abre em</w:t>
+            </w:r>
+          </w:p>
+        </w:tc>
+        <w:tc>
+          <w:tcPr>
+            <w:tcW w:type="dxa" w:w="3960"/>
+            <w:shd w:fill="4E1230" w:color="auto" w:val="clear"/>
+            <w:tcMar>
+              <w:top w:type="dxa" w:w="60"/>
+              <w:left w:type="dxa" w:w="110"/>
+              <w:bottom w:type="dxa" w:w="60"/>
+              <w:right w:type="dxa" w:w="110"/>
+            </w:tcMar>
+            <w:vAlign w:val="center"/>
+          </w:tcPr>
+          <w:p>
+            <w:pPr>
+              <w:spacing w:after="40" w:before="40" w:line="240"/>
+              <w:jc w:val="center"/>
+            </w:pPr>
+            <w:r>
+              <w:rPr>
+                <w:b/>
+                <w:bCs/>
+                <w:color w:val="FFFFFF"/>
+                <w:sz w:val="18"/>
+                <w:szCs w:val="18"/>
+              </w:rPr>
+              <w:t xml:space="preserve">O Acerto dela</w:t>
+            </w:r>
+          </w:p>
+        </w:tc>
+      </w:tr>
+      <w:tr>
+        <w:trPr>
+          <w:cantSplit/>
+        </w:trPr>
+        <w:tc>
+          <w:tcPr>
+            <w:tcW w:type="dxa" w:w="1440"/>
+            <w:tcMar>
+              <w:top w:type="dxa" w:w="60"/>
+              <w:left w:type="dxa" w:w="110"/>
+              <w:bottom w:type="dxa" w:w="60"/>
+              <w:right w:type="dxa" w:w="110"/>
+            </w:tcMar>
+            <w:vAlign w:val="center"/>
+          </w:tcPr>
+          <w:p>
+            <w:pPr>
+              <w:spacing w:after="40" w:before="40" w:line="240"/>
+              <w:jc w:val="left"/>
+            </w:pPr>
+            <w:r>
+              <w:rPr>
+                <w:b/>
+                <w:bCs/>
+                <w:color w:val="1A1A1A"/>
+                <w:sz w:val="19"/>
+                <w:szCs w:val="19"/>
+              </w:rPr>
+              <w:t xml:space="preserve">Incompleta</w:t>
+            </w:r>
+          </w:p>
+        </w:tc>
+        <w:tc>
+          <w:tcPr>
+            <w:tcW w:type="dxa" w:w="1440"/>
+            <w:tcMar>
+              <w:top w:type="dxa" w:w="60"/>
+              <w:left w:type="dxa" w:w="110"/>
+              <w:bottom w:type="dxa" w:w="60"/>
+              <w:right w:type="dxa" w:w="110"/>
+            </w:tcMar>
+            <w:vAlign w:val="center"/>
+          </w:tcPr>
+          <w:p>
+            <w:pPr>
+              <w:spacing w:after="40" w:before="40" w:line="240"/>
+              <w:jc w:val="left"/>
+            </w:pPr>
+            <w:r>
+              <w:rPr>
+                <w:b w:val="false"/>
+                <w:bCs w:val="false"/>
+                <w:color w:val="1A1A1A"/>
+                <w:sz w:val="19"/>
+                <w:szCs w:val="19"/>
+              </w:rPr>
+              <w:t xml:space="preserve">2 espaços</w:t>
+            </w:r>
+          </w:p>
+        </w:tc>
+        <w:tc>
+          <w:tcPr>
+            <w:tcW w:type="dxa" w:w="2160"/>
+            <w:tcMar>
+              <w:top w:type="dxa" w:w="60"/>
+              <w:left w:type="dxa" w:w="110"/>
+              <w:bottom w:type="dxa" w:w="60"/>
+              <w:right w:type="dxa" w:w="110"/>
+            </w:tcMar>
+            <w:vAlign w:val="center"/>
+          </w:tcPr>
+          <w:p>
+            <w:pPr>
+              <w:spacing w:after="40" w:before="40" w:line="240"/>
+              <w:jc w:val="left"/>
+            </w:pPr>
+            <w:r>
+              <w:rPr>
+                <w:b w:val="false"/>
+                <w:bCs w:val="false"/>
+                <w:color w:val="1A1A1A"/>
+                <w:sz w:val="19"/>
+                <w:szCs w:val="19"/>
+              </w:rPr>
+              <w:t xml:space="preserve">nível 10 e refino 4</w:t>
+            </w:r>
+          </w:p>
+        </w:tc>
+        <w:tc>
+          <w:tcPr>
+            <w:tcW w:type="dxa" w:w="3960"/>
+            <w:tcMar>
+              <w:top w:type="dxa" w:w="60"/>
+              <w:left w:type="dxa" w:w="110"/>
+              <w:bottom w:type="dxa" w:w="60"/>
+              <w:right w:type="dxa" w:w="110"/>
+            </w:tcMar>
+            <w:vAlign w:val="center"/>
+          </w:tcPr>
+          <w:p>
+            <w:pPr>
+              <w:spacing w:after="40" w:before="40" w:line="240"/>
+              <w:jc w:val="left"/>
+            </w:pPr>
+            <w:r>
+              <w:rPr>
+                <w:b w:val="false"/>
+                <w:bCs w:val="false"/>
+                <w:color w:val="1A1A1A"/>
+                <w:sz w:val="19"/>
+                <w:szCs w:val="19"/>
+              </w:rPr>
+              <w:t xml:space="preserve">resolve por rolagem, como um feitiço</w:t>
+            </w:r>
+          </w:p>
+        </w:tc>
+      </w:tr>
+      <w:tr>
+        <w:trPr>
+          <w:cantSplit/>
+        </w:trPr>
+        <w:tc>
+          <w:tcPr>
+            <w:tcW w:type="dxa" w:w="1440"/>
+            <w:shd w:fill="F7F4F6" w:color="auto" w:val="clear"/>
+            <w:tcMar>
+              <w:top w:type="dxa" w:w="60"/>
+              <w:left w:type="dxa" w:w="110"/>
+              <w:bottom w:type="dxa" w:w="60"/>
+              <w:right w:type="dxa" w:w="110"/>
+            </w:tcMar>
+            <w:vAlign w:val="center"/>
+          </w:tcPr>
+          <w:p>
+            <w:pPr>
+              <w:spacing w:after="40" w:before="40" w:line="240"/>
+              <w:jc w:val="left"/>
+            </w:pPr>
+            <w:r>
+              <w:rPr>
+                <w:b/>
+                <w:bCs/>
+                <w:color w:val="1A1A1A"/>
+                <w:sz w:val="19"/>
+                <w:szCs w:val="19"/>
+              </w:rPr>
+              <w:t xml:space="preserve">Completa</w:t>
+            </w:r>
+          </w:p>
+        </w:tc>
+        <w:tc>
+          <w:tcPr>
+            <w:tcW w:type="dxa" w:w="1440"/>
+            <w:shd w:fill="F7F4F6" w:color="auto" w:val="clear"/>
+            <w:tcMar>
+              <w:top w:type="dxa" w:w="60"/>
+              <w:left w:type="dxa" w:w="110"/>
+              <w:bottom w:type="dxa" w:w="60"/>
+              <w:right w:type="dxa" w:w="110"/>
+            </w:tcMar>
+            <w:vAlign w:val="center"/>
+          </w:tcPr>
+          <w:p>
+            <w:pPr>
+              <w:spacing w:after="40" w:before="40" w:line="240"/>
+              <w:jc w:val="left"/>
+            </w:pPr>
+            <w:r>
+              <w:rPr>
+                <w:b w:val="false"/>
+                <w:bCs w:val="false"/>
+                <w:color w:val="1A1A1A"/>
+                <w:sz w:val="19"/>
+                <w:szCs w:val="19"/>
+              </w:rPr>
+              <w:t xml:space="preserve">3 espaços (+1)</w:t>
+            </w:r>
+          </w:p>
+        </w:tc>
+        <w:tc>
+          <w:tcPr>
+            <w:tcW w:type="dxa" w:w="2160"/>
+            <w:shd w:fill="F7F4F6" w:color="auto" w:val="clear"/>
+            <w:tcMar>
+              <w:top w:type="dxa" w:w="60"/>
+              <w:left w:type="dxa" w:w="110"/>
+              <w:bottom w:type="dxa" w:w="60"/>
+              <w:right w:type="dxa" w:w="110"/>
+            </w:tcMar>
+            <w:vAlign w:val="center"/>
+          </w:tcPr>
+          <w:p>
+            <w:pPr>
+              <w:spacing w:after="40" w:before="40" w:line="240"/>
+              <w:jc w:val="left"/>
+            </w:pPr>
+            <w:r>
+              <w:rPr>
+                <w:b w:val="false"/>
+                <w:bCs w:val="false"/>
+                <w:color w:val="1A1A1A"/>
+                <w:sz w:val="19"/>
+                <w:szCs w:val="19"/>
+              </w:rPr>
+              <w:t xml:space="preserve">nível 14 e refino 5</w:t>
+            </w:r>
+          </w:p>
+        </w:tc>
+        <w:tc>
+          <w:tcPr>
+            <w:tcW w:type="dxa" w:w="3960"/>
+            <w:shd w:fill="F7F4F6" w:color="auto" w:val="clear"/>
+            <w:tcMar>
+              <w:top w:type="dxa" w:w="60"/>
+              <w:left w:type="dxa" w:w="110"/>
+              <w:bottom w:type="dxa" w:w="60"/>
+              <w:right w:type="dxa" w:w="110"/>
+            </w:tcMar>
+            <w:vAlign w:val="center"/>
+          </w:tcPr>
+          <w:p>
+            <w:pPr>
+              <w:spacing w:after="40" w:before="40" w:line="240"/>
+              <w:jc w:val="left"/>
+            </w:pPr>
+            <w:r>
+              <w:rPr>
+                <w:b w:val="false"/>
+                <w:bCs w:val="false"/>
+                <w:color w:val="1A1A1A"/>
+                <w:sz w:val="19"/>
+                <w:szCs w:val="19"/>
+              </w:rPr>
+              <w:t xml:space="preserve">acontece.</w:t>
+            </w:r>
+            <w:r>
+              <w:rPr>
+                <w:b w:val="false"/>
+                <w:bCs w:val="false"/>
+                <w:color w:val="1A1A1A"/>
+                <w:sz w:val="19"/>
+                <w:szCs w:val="19"/>
+              </w:rPr>
+              <w:t xml:space="preserve"> Sem rolagem e sem Teste de Resistência</w:t>
+            </w:r>
+          </w:p>
+        </w:tc>
+      </w:tr>
+    </w:tbl>
+    <w:p>
+      <w:pPr>
+        <w:spacing w:after="120"/>
+      </w:pPr>
+    </w:p>
+    <w:p>
+      <w:pPr>
+        <w:pStyle w:val="ListParagraph"/>
+        <w:numPr>
+          <w:ilvl w:val="0"/>
+          <w:numId w:val="2"/>
+        </w:numPr>
+        <w:spacing w:after="90" w:line="268"/>
+      </w:pPr>
+      <w:r>
+        <w:rPr>
+          <w:b/>
+          <w:bCs/>
+        </w:rPr>
+        <w:t xml:space="preserve">A completa exige ter a incompleta</w:t>
+      </w:r>
+      <w:r>
+        <w:t xml:space="preserve">, e paga só a diferença — um espaço a mais, no molde da Regra Própria.</w:t>
+      </w:r>
+    </w:p>
+    <w:p>
+      <w:pPr>
+        <w:pStyle w:val="ListParagraph"/>
+        <w:numPr>
+          <w:ilvl w:val="0"/>
+          <w:numId w:val="2"/>
+        </w:numPr>
+        <w:spacing w:after="90" w:line="268"/>
+      </w:pPr>
+      <w:r>
+        <w:rPr>
+          <w:b/>
+          <w:bCs/>
+        </w:rPr>
+        <w:t xml:space="preserve">Só a completa fecha barreira.</w:t>
+      </w:r>
+      <w:r>
+        <w:t xml:space="preserve"> A incompleta é a técnica derramada no terreno, sem parede em volta.</w:t>
+      </w:r>
+    </w:p>
+    <w:p>
+      <w:pPr>
+        <w:pStyle w:val="ListParagraph"/>
+        <w:numPr>
+          <w:ilvl w:val="0"/>
+          <w:numId w:val="2"/>
+        </w:numPr>
+        <w:spacing w:after="90" w:line="268"/>
+      </w:pPr>
+      <w:r>
+        <w:t xml:space="preserve">O teto do feitiço não muda por causa dela, e as duas ficam </w:t>
+      </w:r>
+      <w:r>
+        <w:rPr>
+          <w:b/>
+          <w:bCs/>
+        </w:rPr>
+        <w:t xml:space="preserve">fora</w:t>
+      </w:r>
+      <w:r>
+        <w:t xml:space="preserve"> da conta de Liberações Máximas.</w:t>
+      </w:r>
+    </w:p>
+    <w:p>
+      <w:pPr>
+        <w:spacing w:after="100"/>
+      </w:pPr>
+    </w:p>
+    <w:p>
+      <w:pPr>
+        <w:pStyle w:val="Heading3"/>
+        <w:spacing w:after="120" w:before="240"/>
+      </w:pPr>
+      <w:r>
+        <w:rPr>
+          <w:b/>
+          <w:bCs/>
+          <w:color w:val="1A1A1A"/>
+          <w:sz w:val="23"/>
+          <w:szCs w:val="23"/>
+        </w:rPr>
+        <w:t xml:space="preserve">O que você escreve: o Acerto e o Efeito</w:t>
+      </w:r>
+    </w:p>
+    <w:p>
+      <w:pPr>
+        <w:spacing w:after="140" w:before="0" w:line="276"/>
+      </w:pPr>
+      <w:r>
+        <w:t xml:space="preserve">Um domínio tem duas peças, e elas fazem coisas diferentes. Escreva as duas com o mestre antes da campanha, uma frase cada, e as duas precisam caber na </w:t>
+      </w:r>
+      <w:r>
+        <w:rPr>
+          <w:b/>
+          <w:bCs/>
+        </w:rPr>
+        <w:t xml:space="preserve">Regra</w:t>
+      </w:r>
+      <w:r>
+        <w:t xml:space="preserve"> da sua técnica.</w:t>
+      </w:r>
+    </w:p>
+    <w:tbl>
+      <w:tblPr>
+        <w:tblW w:type="dxa" w:w="9000"/>
+        <w:tblBorders>
+          <w:top w:val="single" w:color="C8C8C8" w:sz="4"/>
+          <w:left w:val="single" w:color="C8C8C8" w:sz="4"/>
+          <w:bottom w:val="single" w:color="C8C8C8" w:sz="4"/>
+          <w:right w:val="single" w:color="C8C8C8" w:sz="4"/>
+          <w:insideH w:val="single" w:color="C8C8C8" w:sz="2"/>
+          <w:insideV w:val="single" w:color="C8C8C8" w:sz="2"/>
+        </w:tblBorders>
+      </w:tblPr>
+      <w:tblGrid>
+        <w:gridCol w:w="1440"/>
+        <w:gridCol w:w="7560"/>
+      </w:tblGrid>
+      <w:tr>
+        <w:trPr>
+          <w:cantSplit/>
+          <w:tblHeader/>
+        </w:trPr>
+        <w:tc>
+          <w:tcPr>
+            <w:tcW w:type="dxa" w:w="1440"/>
+            <w:shd w:fill="4E1230" w:color="auto" w:val="clear"/>
+            <w:tcMar>
+              <w:top w:type="dxa" w:w="60"/>
+              <w:left w:type="dxa" w:w="110"/>
+              <w:bottom w:type="dxa" w:w="60"/>
+              <w:right w:type="dxa" w:w="110"/>
+            </w:tcMar>
+            <w:vAlign w:val="center"/>
+          </w:tcPr>
+          <w:p>
+            <w:pPr>
+              <w:spacing w:after="40" w:before="40" w:line="240"/>
+              <w:jc w:val="left"/>
+            </w:pPr>
+            <w:r>
+              <w:rPr>
+                <w:b/>
+                <w:bCs/>
+                <w:color w:val="FFFFFF"/>
+                <w:sz w:val="18"/>
+                <w:szCs w:val="18"/>
+              </w:rPr>
+              <w:t xml:space="preserve">Peça</w:t>
+            </w:r>
+          </w:p>
+        </w:tc>
+        <w:tc>
+          <w:tcPr>
+            <w:tcW w:type="dxa" w:w="7560"/>
+            <w:shd w:fill="4E1230" w:color="auto" w:val="clear"/>
+            <w:tcMar>
+              <w:top w:type="dxa" w:w="60"/>
+              <w:left w:type="dxa" w:w="110"/>
+              <w:bottom w:type="dxa" w:w="60"/>
+              <w:right w:type="dxa" w:w="110"/>
+            </w:tcMar>
+            <w:vAlign w:val="center"/>
+          </w:tcPr>
+          <w:p>
+            <w:pPr>
+              <w:spacing w:after="40" w:before="40" w:line="240"/>
+              <w:jc w:val="center"/>
+            </w:pPr>
+            <w:r>
+              <w:rPr>
+                <w:b/>
+                <w:bCs/>
+                <w:color w:val="FFFFFF"/>
+                <w:sz w:val="18"/>
+                <w:szCs w:val="18"/>
+              </w:rPr>
+              <w:t xml:space="preserve">A pergunta que ela responde</w:t>
+            </w:r>
+          </w:p>
+        </w:tc>
+      </w:tr>
+      <w:tr>
+        <w:trPr>
+          <w:cantSplit/>
+        </w:trPr>
+        <w:tc>
+          <w:tcPr>
+            <w:tcW w:type="dxa" w:w="1440"/>
+            <w:tcMar>
+              <w:top w:type="dxa" w:w="60"/>
+              <w:left w:type="dxa" w:w="110"/>
+              <w:bottom w:type="dxa" w:w="60"/>
+              <w:right w:type="dxa" w:w="110"/>
+            </w:tcMar>
+            <w:vAlign w:val="center"/>
+          </w:tcPr>
+          <w:p>
+            <w:pPr>
+              <w:spacing w:after="40" w:before="40" w:line="240"/>
+              <w:jc w:val="left"/>
+            </w:pPr>
+            <w:r>
+              <w:rPr>
+                <w:b w:val="false"/>
+                <w:bCs w:val="false"/>
+                <w:color w:val="1A1A1A"/>
+                <w:sz w:val="19"/>
+                <w:szCs w:val="19"/>
+              </w:rPr>
+              <w:t xml:space="preserve">Acerto</w:t>
+            </w:r>
+          </w:p>
+        </w:tc>
+        <w:tc>
+          <w:tcPr>
+            <w:tcW w:type="dxa" w:w="7560"/>
+            <w:tcMar>
+              <w:top w:type="dxa" w:w="60"/>
+              <w:left w:type="dxa" w:w="110"/>
+              <w:bottom w:type="dxa" w:w="60"/>
+              <w:right w:type="dxa" w:w="110"/>
+            </w:tcMar>
+            <w:vAlign w:val="center"/>
+          </w:tcPr>
+          <w:p>
+            <w:pPr>
+              <w:spacing w:after="40" w:before="40" w:line="240"/>
+              <w:jc w:val="left"/>
+            </w:pPr>
+            <w:r>
+              <w:rPr>
+                <w:b w:val="false"/>
+                <w:bCs w:val="false"/>
+                <w:color w:val="1A1A1A"/>
+                <w:sz w:val="19"/>
+                <w:szCs w:val="19"/>
+              </w:rPr>
+              <w:t xml:space="preserve">O que o domínio </w:t>
+            </w:r>
+            <w:r>
+              <w:rPr>
+                <w:b w:val="false"/>
+                <w:bCs w:val="false"/>
+                <w:i/>
+                <w:iCs/>
+                <w:color w:val="1A1A1A"/>
+                <w:sz w:val="19"/>
+                <w:szCs w:val="19"/>
+              </w:rPr>
+              <w:t xml:space="preserve">garante que acontece</w:t>
+            </w:r>
+            <w:r>
+              <w:rPr>
+                <w:b w:val="false"/>
+                <w:bCs w:val="false"/>
+                <w:color w:val="1A1A1A"/>
+                <w:sz w:val="19"/>
+                <w:szCs w:val="19"/>
+              </w:rPr>
+              <w:t xml:space="preserve"> com quem está lá dentro.</w:t>
+            </w:r>
+          </w:p>
+        </w:tc>
+      </w:tr>
+      <w:tr>
+        <w:trPr>
+          <w:cantSplit/>
+        </w:trPr>
+        <w:tc>
+          <w:tcPr>
+            <w:tcW w:type="dxa" w:w="1440"/>
+            <w:shd w:fill="F7F4F6" w:color="auto" w:val="clear"/>
+            <w:tcMar>
+              <w:top w:type="dxa" w:w="60"/>
+              <w:left w:type="dxa" w:w="110"/>
+              <w:bottom w:type="dxa" w:w="60"/>
+              <w:right w:type="dxa" w:w="110"/>
+            </w:tcMar>
+            <w:vAlign w:val="center"/>
+          </w:tcPr>
+          <w:p>
+            <w:pPr>
+              <w:spacing w:after="40" w:before="40" w:line="240"/>
+              <w:jc w:val="left"/>
+            </w:pPr>
+            <w:r>
+              <w:rPr>
+                <w:b w:val="false"/>
+                <w:bCs w:val="false"/>
+                <w:color w:val="1A1A1A"/>
+                <w:sz w:val="19"/>
+                <w:szCs w:val="19"/>
+              </w:rPr>
+              <w:t xml:space="preserve">Efeito</w:t>
+            </w:r>
+          </w:p>
+        </w:tc>
+        <w:tc>
+          <w:tcPr>
+            <w:tcW w:type="dxa" w:w="7560"/>
+            <w:shd w:fill="F7F4F6" w:color="auto" w:val="clear"/>
+            <w:tcMar>
+              <w:top w:type="dxa" w:w="60"/>
+              <w:left w:type="dxa" w:w="110"/>
+              <w:bottom w:type="dxa" w:w="60"/>
+              <w:right w:type="dxa" w:w="110"/>
+            </w:tcMar>
+            <w:vAlign w:val="center"/>
+          </w:tcPr>
+          <w:p>
+            <w:pPr>
+              <w:spacing w:after="40" w:before="40" w:line="240"/>
+              <w:jc w:val="left"/>
+            </w:pPr>
+            <w:r>
+              <w:rPr>
+                <w:b w:val="false"/>
+                <w:bCs w:val="false"/>
+                <w:color w:val="1A1A1A"/>
+                <w:sz w:val="19"/>
+                <w:szCs w:val="19"/>
+              </w:rPr>
+              <w:t xml:space="preserve">O que o domínio </w:t>
+            </w:r>
+            <w:r>
+              <w:rPr>
+                <w:b w:val="false"/>
+                <w:bCs w:val="false"/>
+                <w:i/>
+                <w:iCs/>
+                <w:color w:val="1A1A1A"/>
+                <w:sz w:val="19"/>
+                <w:szCs w:val="19"/>
+              </w:rPr>
+              <w:t xml:space="preserve">permite você fazer</w:t>
+            </w:r>
+            <w:r>
+              <w:rPr>
+                <w:b w:val="false"/>
+                <w:bCs w:val="false"/>
+                <w:color w:val="1A1A1A"/>
+                <w:sz w:val="19"/>
+                <w:szCs w:val="19"/>
+              </w:rPr>
+              <w:t xml:space="preserve"> lá dentro que você não faria fora.</w:t>
+            </w:r>
+          </w:p>
+        </w:tc>
+      </w:tr>
+    </w:tbl>
+    <w:p>
+      <w:pPr>
+        <w:spacing w:after="120"/>
+      </w:pPr>
+    </w:p>
+    <w:p>
+      <w:pPr>
+        <w:spacing w:after="140" w:before="0" w:line="276"/>
+      </w:pPr>
+      <w:r>
+        <w:rPr>
+          <w:b/>
+          <w:bCs/>
+        </w:rPr>
+        <w:t xml:space="preserve">O Acerto vem em três formas, e a sua é uma delas:</w:t>
+      </w:r>
+      <w:r>
+        <w:t xml:space="preserve"> o que a sua técnica já faz passa a acertar · todos no ambiente recebem alguma coisa · ninguém no ambiente pode fazer alguma coisa.</w:t>
+      </w:r>
+    </w:p>
+    <w:p>
+      <w:pPr>
+        <w:spacing w:after="80"/>
+      </w:pPr>
+    </w:p>
+    <w:tbl>
+      <w:tblPr>
+        <w:tblW w:type="dxa" w:w="9000"/>
+        <w:tblBorders>
+          <w:top w:val="nil"/>
+          <w:left w:val="nil"/>
+          <w:bottom w:val="nil"/>
+          <w:right w:val="nil"/>
+          <w:insideH w:val="nil"/>
+          <w:insideV w:val="nil"/>
+        </w:tblBorders>
+      </w:tblPr>
+      <w:tblGrid>
+        <w:gridCol w:w="9000"/>
+      </w:tblGrid>
+      <w:tr>
+        <w:trPr>
+          <w:cantSplit/>
+        </w:trPr>
+        <w:tc>
+          <w:tcPr>
+            <w:tcW w:type="dxa" w:w="9000"/>
+            <w:tcBorders>
+              <w:top w:val="nil"/>
+              <w:left w:val="single" w:color="4E1230" w:sz="18"/>
+              <w:bottom w:val="nil"/>
+              <w:right w:val="nil"/>
+            </w:tcBorders>
+            <w:shd w:fill="F4F1EC" w:color="auto" w:val="clear"/>
+            <w:tcMar>
+              <w:top w:type="dxa" w:w="160"/>
+              <w:left w:type="dxa" w:w="220"/>
+              <w:bottom w:type="dxa" w:w="160"/>
+              <w:right w:type="dxa" w:w="220"/>
+            </w:tcMar>
+          </w:tcPr>
+          <w:p>
+            <w:pPr>
+              <w:spacing w:after="100" w:before="20"/>
+            </w:pPr>
+            <w:r>
+              <w:rPr>
+                <w:rFonts w:ascii="Georgia" w:cs="Georgia" w:eastAsia="Georgia" w:hAnsi="Georgia"/>
+                <w:b/>
+                <w:bCs/>
+                <w:color w:val="4E1230"/>
+                <w:sz w:val="18"/>
+                <w:szCs w:val="18"/>
+              </w:rPr>
+              <w:t xml:space="preserve">DUAS RÉGUAS PARA O ACERTO, E ELAS JÁ EXISTEM NESTE MANUAL</w:t>
+            </w:r>
+          </w:p>
+          <w:p>
+            <w:pPr>
+              <w:spacing w:after="110" w:line="268"/>
+            </w:pPr>
+            <w:r>
+              <w:rPr>
+                <w:b/>
+                <w:bCs/>
+                <w:sz w:val="20"/>
+                <w:szCs w:val="20"/>
+              </w:rPr>
+              <w:t xml:space="preserve">Se o seu Acerto é dano que sempre acerta</w:t>
+            </w:r>
+            <w:r>
+              <w:rPr>
+                <w:sz w:val="20"/>
+                <w:szCs w:val="20"/>
+              </w:rPr>
+              <w:t xml:space="preserve">, a régua é a Melhoria </w:t>
+            </w:r>
+            <w:r>
+              <w:rPr>
+                <w:b/>
+                <w:bCs/>
+                <w:sz w:val="20"/>
+                <w:szCs w:val="20"/>
+              </w:rPr>
+              <w:t xml:space="preserve">Inescapável</w:t>
+            </w:r>
+            <w:r>
+              <w:rPr>
+                <w:sz w:val="20"/>
+                <w:szCs w:val="20"/>
+              </w:rPr>
+              <w:t xml:space="preserve">: ela custa uma Média e proíbe o feitiço de ter qualquer outra peça. Um Acerto que entrega dano garantido paga o mesmo tipo de preço — ele é o feitiço inteiro, e não sobra orçamento para mais nada em cima.</w:t>
+            </w:r>
+          </w:p>
+          <w:p>
+            <w:pPr>
+              <w:spacing w:after="110" w:line="268"/>
+            </w:pPr>
+            <w:r>
+              <w:rPr>
+                <w:b/>
+                <w:bCs/>
+                <w:sz w:val="20"/>
+                <w:szCs w:val="20"/>
+              </w:rPr>
+              <w:t xml:space="preserve">Se o seu Acerto é uma regra sobre o ambiente</w:t>
+            </w:r>
+            <w:r>
+              <w:rPr>
+                <w:sz w:val="20"/>
+                <w:szCs w:val="20"/>
+              </w:rPr>
+              <w:t xml:space="preserve">, a régua são os requisitos da </w:t>
+            </w:r>
+            <w:r>
+              <w:rPr>
+                <w:b/>
+                <w:bCs/>
+                <w:sz w:val="20"/>
+                <w:szCs w:val="20"/>
+              </w:rPr>
+              <w:t xml:space="preserve">Regra Própria</w:t>
+            </w:r>
+            <w:r>
+              <w:rPr>
+                <w:sz w:val="20"/>
+                <w:szCs w:val="20"/>
+              </w:rPr>
+              <w:t xml:space="preserve"> (seção 1): uma frase, verificável, sem número solto. O mestre aponta o momento em que ela vale, e ela vale igual para todo mundo lá dentro — inclusive para você.</w:t>
+            </w:r>
+          </w:p>
+          <w:p>
+            <w:pPr>
+              <w:spacing w:after="20" w:line="268"/>
+            </w:pPr>
+            <w:r>
+              <w:rPr>
+                <w:sz w:val="20"/>
+                <w:szCs w:val="20"/>
+              </w:rPr>
+              <w:t xml:space="preserve">A diferença entre as duas não é de tamanho. É de que máquina o mestre usa para dizer sim ou não.</w:t>
+            </w:r>
+          </w:p>
+        </w:tc>
+      </w:tr>
+    </w:tbl>
+    <w:p>
+      <w:pPr>
+        <w:spacing w:after="100"/>
+      </w:pPr>
+    </w:p>
+    <w:p>
+      <w:pPr>
+        <w:pStyle w:val="Heading3"/>
+        <w:spacing w:after="120" w:before="240"/>
+      </w:pPr>
+      <w:r>
+        <w:rPr>
+          <w:b/>
+          <w:bCs/>
+          <w:color w:val="1A1A1A"/>
+          <w:sz w:val="23"/>
+          <w:szCs w:val="23"/>
+        </w:rPr>
+        <w:t xml:space="preserve">Abrir, e o que muda lá dentro</w:t>
+      </w:r>
+    </w:p>
+    <w:p>
+      <w:pPr>
+        <w:pStyle w:val="ListParagraph"/>
+        <w:numPr>
+          <w:ilvl w:val="0"/>
+          <w:numId w:val="2"/>
+        </w:numPr>
+        <w:spacing w:after="90" w:line="268"/>
+      </w:pPr>
+      <w:r>
+        <w:rPr>
+          <w:b/>
+          <w:bCs/>
+        </w:rPr>
+        <w:t xml:space="preserve">Custa a rodada inteira.</w:t>
+      </w:r>
+      <w:r>
+        <w:t xml:space="preserve"> A incompleta cobra </w:t>
+      </w:r>
+      <w:r>
+        <w:rPr>
+          <w:b/>
+          <w:bCs/>
+        </w:rPr>
+        <w:t xml:space="preserve">6 × a sua maior Classe</w:t>
+      </w:r>
+      <w:r>
+        <w:t xml:space="preserve"> de PE; a completa, </w:t>
+      </w:r>
+      <w:r>
+        <w:rPr>
+          <w:b/>
+          <w:bCs/>
+        </w:rPr>
+        <w:t xml:space="preserve">8 ×</w:t>
+      </w:r>
+      <w:r>
+        <w:t xml:space="preserve">.</w:t>
+      </w:r>
+    </w:p>
+    <w:p>
+      <w:pPr>
+        <w:pStyle w:val="ListParagraph"/>
+        <w:numPr>
+          <w:ilvl w:val="0"/>
+          <w:numId w:val="2"/>
+        </w:numPr>
+        <w:spacing w:after="90" w:line="268"/>
+      </w:pPr>
+      <w:r>
+        <w:rPr>
+          <w:b/>
+          <w:bCs/>
+        </w:rPr>
+        <w:t xml:space="preserve">O Acerto acontece no momento em que você abre</w:t>
+      </w:r>
+      <w:r>
+        <w:t xml:space="preserve">, e de novo no começo de cada turno seu. O relógio é o seu, e não o de quem está lá dentro.</w:t>
+      </w:r>
+    </w:p>
+    <w:p>
+      <w:pPr>
+        <w:pStyle w:val="ListParagraph"/>
+        <w:numPr>
+          <w:ilvl w:val="0"/>
+          <w:numId w:val="2"/>
+        </w:numPr>
+        <w:spacing w:after="90" w:line="268"/>
+      </w:pPr>
+      <w:r>
+        <w:rPr>
+          <w:b/>
+          <w:bCs/>
+        </w:rPr>
+        <w:t xml:space="preserve">Lá dentro os seus feitiços ficam mais baratos:</w:t>
+      </w:r>
+      <w:r>
+        <w:t xml:space="preserve"> −⅓ do refino de PE na incompleta, </w:t>
+      </w:r>
+      <w:r>
+        <w:rPr>
+          <w:b/>
+          <w:bCs/>
+        </w:rPr>
+        <w:t xml:space="preserve">−metade do refino</w:t>
+      </w:r>
+      <w:r>
+        <w:t xml:space="preserve"> na completa. </w:t>
+      </w:r>
+      <w:r>
+        <w:rPr>
+          <w:b/>
+          <w:bCs/>
+        </w:rPr>
+        <w:t xml:space="preserve">Nenhum feitiço custa menos de 1 PE.</w:t>
+      </w:r>
+    </w:p>
+    <w:p>
+      <w:pPr>
+        <w:pStyle w:val="ListParagraph"/>
+        <w:numPr>
+          <w:ilvl w:val="0"/>
+          <w:numId w:val="2"/>
+        </w:numPr>
+        <w:spacing w:after="90" w:line="268"/>
+      </w:pPr>
+      <w:r>
+        <w:rPr>
+          <w:b/>
+          <w:bCs/>
+        </w:rPr>
+        <w:t xml:space="preserve">Você pode arrastar o domínio.</w:t>
+      </w:r>
+      <w:r>
+        <w:t xml:space="preserve"> Se estiver com os pés no chão, gaste o seu deslocamento e a expansão inteira vai junto — e quem está lá dentro não percebe que se mexeu.</w:t>
+      </w:r>
+    </w:p>
+    <w:p>
+      <w:pPr>
+        <w:pStyle w:val="ListParagraph"/>
+        <w:numPr>
+          <w:ilvl w:val="0"/>
+          <w:numId w:val="2"/>
+        </w:numPr>
+        <w:spacing w:after="90" w:line="268"/>
+      </w:pPr>
+      <w:r>
+        <w:rPr>
+          <w:b/>
+          <w:bCs/>
+        </w:rPr>
+        <w:t xml:space="preserve">Dura metade do refino em rodadas</w:t>
+      </w:r>
+      <w:r>
+        <w:t xml:space="preserve">, no mínimo uma.</w:t>
+      </w:r>
+    </w:p>
+    <w:p>
+      <w:pPr>
+        <w:spacing w:after="100"/>
+      </w:pPr>
+    </w:p>
+    <w:tbl>
+      <w:tblPr>
+        <w:tblW w:type="dxa" w:w="9000"/>
+        <w:tblBorders>
+          <w:top w:val="nil"/>
+          <w:left w:val="nil"/>
+          <w:bottom w:val="nil"/>
+          <w:right w:val="nil"/>
+          <w:insideH w:val="nil"/>
+          <w:insideV w:val="nil"/>
+        </w:tblBorders>
+      </w:tblPr>
+      <w:tblGrid>
+        <w:gridCol w:w="9000"/>
+      </w:tblGrid>
+      <w:tr>
+        <w:trPr>
+          <w:cantSplit/>
+        </w:trPr>
+        <w:tc>
+          <w:tcPr>
+            <w:tcW w:type="dxa" w:w="9000"/>
+            <w:tcBorders>
+              <w:top w:val="nil"/>
+              <w:left w:val="single" w:color="4E1230" w:sz="18"/>
+              <w:bottom w:val="nil"/>
+              <w:right w:val="nil"/>
+            </w:tcBorders>
+            <w:shd w:fill="F4F1EC" w:color="auto" w:val="clear"/>
+            <w:tcMar>
+              <w:top w:type="dxa" w:w="160"/>
+              <w:left w:type="dxa" w:w="220"/>
+              <w:bottom w:type="dxa" w:w="160"/>
+              <w:right w:type="dxa" w:w="220"/>
+            </w:tcMar>
+          </w:tcPr>
+          <w:p>
+            <w:pPr>
+              <w:spacing w:after="100" w:before="20"/>
+            </w:pPr>
+            <w:r>
+              <w:rPr>
+                <w:rFonts w:ascii="Georgia" w:cs="Georgia" w:eastAsia="Georgia" w:hAnsi="Georgia"/>
+                <w:b/>
+                <w:bCs/>
+                <w:color w:val="4E1230"/>
+                <w:sz w:val="18"/>
+                <w:szCs w:val="18"/>
+              </w:rPr>
+              <w:t xml:space="preserve">A EXPANSÃO CONTA COMO FEITIÇO PARA A REGRA DE OURO Nº 6</w:t>
+            </w:r>
+          </w:p>
+          <w:p>
+            <w:pPr>
+              <w:spacing w:after="20" w:line="268"/>
+            </w:pPr>
+            <w:r>
+              <w:rPr>
+                <w:sz w:val="20"/>
+                <w:szCs w:val="20"/>
+              </w:rPr>
+              <w:t xml:space="preserve">Se alguma coisa algum dia baixar o custo de abrir para </w:t>
+            </w:r>
+            <w:r>
+              <w:rPr>
+                <w:b/>
+                <w:bCs/>
+                <w:sz w:val="20"/>
+                <w:szCs w:val="20"/>
+              </w:rPr>
+              <w:t xml:space="preserve">Ação Bônus</w:t>
+            </w:r>
+            <w:r>
+              <w:rPr>
+                <w:sz w:val="20"/>
+                <w:szCs w:val="20"/>
+              </w:rPr>
+              <w:t xml:space="preserve">, a regra nº 6 passa a valer sozinha: </w:t>
+            </w:r>
+            <w:r>
+              <w:rPr>
+                <w:i/>
+                <w:iCs/>
+                <w:sz w:val="20"/>
+                <w:szCs w:val="20"/>
+              </w:rPr>
+              <w:t xml:space="preserve">feitiço em Ação Bônus ou Reação só permite mais um de Classe 0 no turno.</w:t>
+            </w:r>
+            <w:r>
+              <w:rPr>
+                <w:sz w:val="20"/>
+                <w:szCs w:val="20"/>
+              </w:rPr>
+              <w:t xml:space="preserve"> Ou seja, quem abrir domínio em Ação Bônus não lança mais nada de peso naquele turno. Não é regra nova; é a que já está lá, e ela existe exatamente para este caso.</w:t>
+            </w:r>
+          </w:p>
+        </w:tc>
+      </w:tr>
+    </w:tbl>
+    <w:p>
+      <w:pPr>
+        <w:spacing w:after="100"/>
+      </w:pPr>
+    </w:p>
+    <w:p>
+      <w:pPr>
+        <w:pStyle w:val="Heading3"/>
+        <w:spacing w:after="120" w:before="240"/>
+      </w:pPr>
+      <w:r>
+        <w:rPr>
+          <w:b/>
+          <w:bCs/>
+          <w:color w:val="1A1A1A"/>
+          <w:sz w:val="23"/>
+          <w:szCs w:val="23"/>
+        </w:rPr>
+        <w:t xml:space="preserve">A barreira, e o Rescaldo</w:t>
+      </w:r>
+    </w:p>
+    <w:p>
+      <w:pPr>
+        <w:spacing w:after="140" w:before="0" w:line="276"/>
+      </w:pPr>
+      <w:r>
+        <w:t xml:space="preserve">Só a completa levanta barreira. Por dentro ela </w:t>
+      </w:r>
+      <w:r>
+        <w:rPr>
+          <w:b/>
+          <w:bCs/>
+        </w:rPr>
+        <w:t xml:space="preserve">não quebra</w:t>
+      </w:r>
+      <w:r>
+        <w:t xml:space="preserve"> — quem está lá dentro está lá dentro. Por fora ela tem </w:t>
+      </w:r>
+      <w:r>
+        <w:rPr>
+          <w:rFonts w:ascii="Consolas" w:cs="Consolas" w:eastAsia="Consolas" w:hAnsi="Consolas"/>
+          <w:color w:val="4E1230"/>
+          <w:sz w:val="18"/>
+          <w:szCs w:val="18"/>
+        </w:rPr>
+        <w:t xml:space="preserve">50 × metade do refino</w:t>
+      </w:r>
+      <w:r>
+        <w:t xml:space="preserve"> de vida, e cair antes da hora é o único jeito de alguém encurtar o seu domínio.</w:t>
+      </w:r>
+    </w:p>
+    <w:p>
+      <w:pPr>
+        <w:spacing w:after="140" w:before="0" w:line="276"/>
+      </w:pPr>
+      <w:r>
+        <w:rPr>
+          <w:i/>
+          <w:iCs/>
+        </w:rPr>
+        <w:t xml:space="preserve">O mestre pode declarar que uma barreira cede fora dessa conta</w:t>
+      </w:r>
+      <w:r>
+        <w:t xml:space="preserve"> — três domínios se atravessando, uma fraqueza que a ficção já estabeleceu, uma cena que pede. É exceção declarada, e não a régua.</w:t>
+      </w:r>
+    </w:p>
+    <w:p>
+      <w:pPr>
+        <w:spacing w:after="80"/>
+      </w:pPr>
+    </w:p>
+    <w:tbl>
+      <w:tblPr>
+        <w:tblW w:type="dxa" w:w="9000"/>
+        <w:tblBorders>
+          <w:top w:val="nil"/>
+          <w:left w:val="nil"/>
+          <w:bottom w:val="nil"/>
+          <w:right w:val="nil"/>
+          <w:insideH w:val="nil"/>
+          <w:insideV w:val="nil"/>
+        </w:tblBorders>
+      </w:tblPr>
+      <w:tblGrid>
+        <w:gridCol w:w="9000"/>
+      </w:tblGrid>
+      <w:tr>
+        <w:trPr>
+          <w:cantSplit/>
+        </w:trPr>
+        <w:tc>
+          <w:tcPr>
+            <w:tcW w:type="dxa" w:w="9000"/>
+            <w:tcBorders>
+              <w:top w:val="nil"/>
+              <w:left w:val="single" w:color="4E1230" w:sz="18"/>
+              <w:bottom w:val="nil"/>
+              <w:right w:val="nil"/>
+            </w:tcBorders>
+            <w:shd w:fill="F4F1EC" w:color="auto" w:val="clear"/>
+            <w:tcMar>
+              <w:top w:type="dxa" w:w="160"/>
+              <w:left w:type="dxa" w:w="220"/>
+              <w:bottom w:type="dxa" w:w="160"/>
+              <w:right w:type="dxa" w:w="220"/>
+            </w:tcMar>
+          </w:tcPr>
+          <w:p>
+            <w:pPr>
+              <w:spacing w:after="100" w:before="20"/>
+            </w:pPr>
+            <w:r>
+              <w:rPr>
+                <w:rFonts w:ascii="Georgia" w:cs="Georgia" w:eastAsia="Georgia" w:hAnsi="Georgia"/>
+                <w:b/>
+                <w:bCs/>
+                <w:color w:val="4E1230"/>
+                <w:sz w:val="18"/>
+                <w:szCs w:val="18"/>
+              </w:rPr>
+              <w:t xml:space="preserve">RESCALDO</w:t>
+            </w:r>
+          </w:p>
+          <w:p>
+            <w:pPr>
+              <w:spacing w:after="110" w:line="268"/>
+            </w:pPr>
+            <w:r>
+              <w:rPr>
+                <w:b/>
+                <w:bCs/>
+                <w:sz w:val="20"/>
+                <w:szCs w:val="20"/>
+              </w:rPr>
+              <w:t xml:space="preserve">Quando o domínio acaba — de qualquer jeito — a sua técnica queima.</w:t>
+            </w:r>
+            <w:r>
+              <w:rPr>
+                <w:sz w:val="20"/>
+                <w:szCs w:val="20"/>
+              </w:rPr>
+              <w:t xml:space="preserve"> Você desfez por vontade, o tempo correu, ou estilhaçaram a barreira: dá no mesmo. Pelo resto da cena a sua técnica não responde, e você fica com o Classe 0, com o corpo e com o que não for técnica.</w:t>
+            </w:r>
+          </w:p>
+          <w:p>
+            <w:pPr>
+              <w:spacing w:after="110" w:line="268"/>
+            </w:pPr>
+            <w:r>
+              <w:rPr>
+                <w:sz w:val="20"/>
+                <w:szCs w:val="20"/>
+              </w:rPr>
+              <w:t xml:space="preserve">Isso é </w:t>
+            </w:r>
+            <w:r>
+              <w:rPr>
+                <w:b/>
+                <w:bCs/>
+                <w:sz w:val="20"/>
+                <w:szCs w:val="20"/>
+              </w:rPr>
+              <w:t xml:space="preserve">preço, e não risco</w:t>
+            </w:r>
+            <w:r>
+              <w:rPr>
+                <w:sz w:val="20"/>
+                <w:szCs w:val="20"/>
+              </w:rPr>
+              <w:t xml:space="preserve"> — acontece em todo uso, e você já sabia disso quando abriu. É o que impede o domínio de ser mais uma linha da rotação.</w:t>
+            </w:r>
+          </w:p>
+          <w:p>
+            <w:pPr>
+              <w:spacing w:after="20" w:line="268"/>
+            </w:pPr>
+            <w:r>
+              <w:rPr>
+                <w:sz w:val="20"/>
+                <w:szCs w:val="20"/>
+              </w:rPr>
+              <w:t xml:space="preserve">Rescaldo </w:t>
+            </w:r>
+            <w:r>
+              <w:rPr>
+                <w:b/>
+                <w:bCs/>
+                <w:sz w:val="20"/>
+                <w:szCs w:val="20"/>
+              </w:rPr>
+              <w:t xml:space="preserve">não é a exaustão do descanso</w:t>
+            </w:r>
+            <w:r>
+              <w:rPr>
+                <w:sz w:val="20"/>
+                <w:szCs w:val="20"/>
+              </w:rPr>
+              <w:t xml:space="preserve">, e as duas não somam. São escadas diferentes, e esta aqui tem um degrau só.</w:t>
+            </w:r>
+          </w:p>
+        </w:tc>
+      </w:tr>
+    </w:tbl>
+    <w:p>
+      <w:pPr>
+        <w:spacing w:after="100"/>
+      </w:pPr>
+    </w:p>
+    <w:p>
+      <w:pPr>
+        <w:pStyle w:val="Heading3"/>
+        <w:spacing w:after="120" w:before="240"/>
+      </w:pPr>
+      <w:r>
+        <w:rPr>
+          <w:b/>
+          <w:bCs/>
+          <w:color w:val="1A1A1A"/>
+          <w:sz w:val="23"/>
+          <w:szCs w:val="23"/>
+        </w:rPr>
+        <w:t xml:space="preserve">Nove domínios da obra, lidos nas duas peças</w:t>
+      </w:r>
+    </w:p>
+    <w:tbl>
+      <w:tblPr>
+        <w:tblW w:type="dxa" w:w="9000"/>
+        <w:tblBorders>
+          <w:top w:val="single" w:color="C8C8C8" w:sz="4"/>
+          <w:left w:val="single" w:color="C8C8C8" w:sz="4"/>
+          <w:bottom w:val="single" w:color="C8C8C8" w:sz="4"/>
+          <w:right w:val="single" w:color="C8C8C8" w:sz="4"/>
+          <w:insideH w:val="single" w:color="C8C8C8" w:sz="2"/>
+          <w:insideV w:val="single" w:color="C8C8C8" w:sz="2"/>
+        </w:tblBorders>
+      </w:tblPr>
+      <w:tblGrid>
+        <w:gridCol w:w="1980"/>
+        <w:gridCol w:w="3420"/>
+        <w:gridCol w:w="3600"/>
+      </w:tblGrid>
+      <w:tr>
+        <w:trPr>
+          <w:cantSplit/>
+          <w:tblHeader/>
+        </w:trPr>
+        <w:tc>
+          <w:tcPr>
+            <w:tcW w:type="dxa" w:w="1980"/>
+            <w:shd w:fill="4E1230" w:color="auto" w:val="clear"/>
+            <w:tcMar>
+              <w:top w:type="dxa" w:w="60"/>
+              <w:left w:type="dxa" w:w="110"/>
+              <w:bottom w:type="dxa" w:w="60"/>
+              <w:right w:type="dxa" w:w="110"/>
+            </w:tcMar>
+            <w:vAlign w:val="center"/>
+          </w:tcPr>
+          <w:p>
+            <w:pPr>
+              <w:spacing w:after="40" w:before="40" w:line="240"/>
+              <w:jc w:val="left"/>
+            </w:pPr>
+            <w:r>
+              <w:rPr>
+                <w:b/>
+                <w:bCs/>
+                <w:color w:val="FFFFFF"/>
+                <w:sz w:val="18"/>
+                <w:szCs w:val="18"/>
+              </w:rPr>
+              <w:t xml:space="preserve">Quem</w:t>
+            </w:r>
+          </w:p>
+        </w:tc>
+        <w:tc>
+          <w:tcPr>
+            <w:tcW w:type="dxa" w:w="3420"/>
+            <w:shd w:fill="4E1230" w:color="auto" w:val="clear"/>
+            <w:tcMar>
+              <w:top w:type="dxa" w:w="60"/>
+              <w:left w:type="dxa" w:w="110"/>
+              <w:bottom w:type="dxa" w:w="60"/>
+              <w:right w:type="dxa" w:w="110"/>
+            </w:tcMar>
+            <w:vAlign w:val="center"/>
+          </w:tcPr>
+          <w:p>
+            <w:pPr>
+              <w:spacing w:after="40" w:before="40" w:line="240"/>
+              <w:jc w:val="center"/>
+            </w:pPr>
+            <w:r>
+              <w:rPr>
+                <w:b/>
+                <w:bCs/>
+                <w:color w:val="FFFFFF"/>
+                <w:sz w:val="18"/>
+                <w:szCs w:val="18"/>
+              </w:rPr>
+              <w:t xml:space="preserve">Acerto</w:t>
+            </w:r>
+          </w:p>
+        </w:tc>
+        <w:tc>
+          <w:tcPr>
+            <w:tcW w:type="dxa" w:w="3600"/>
+            <w:shd w:fill="4E1230" w:color="auto" w:val="clear"/>
+            <w:tcMar>
+              <w:top w:type="dxa" w:w="60"/>
+              <w:left w:type="dxa" w:w="110"/>
+              <w:bottom w:type="dxa" w:w="60"/>
+              <w:right w:type="dxa" w:w="110"/>
+            </w:tcMar>
+            <w:vAlign w:val="center"/>
+          </w:tcPr>
+          <w:p>
+            <w:pPr>
+              <w:spacing w:after="40" w:before="40" w:line="240"/>
+              <w:jc w:val="center"/>
+            </w:pPr>
+            <w:r>
+              <w:rPr>
+                <w:b/>
+                <w:bCs/>
+                <w:color w:val="FFFFFF"/>
+                <w:sz w:val="18"/>
+                <w:szCs w:val="18"/>
+              </w:rPr>
+              <w:t xml:space="preserve">Efeito</w:t>
+            </w:r>
+          </w:p>
+        </w:tc>
+      </w:tr>
+      <w:tr>
+        <w:trPr>
+          <w:cantSplit/>
+        </w:trPr>
+        <w:tc>
+          <w:tcPr>
+            <w:tcW w:type="dxa" w:w="1980"/>
+            <w:tcMar>
+              <w:top w:type="dxa" w:w="60"/>
+              <w:left w:type="dxa" w:w="110"/>
+              <w:bottom w:type="dxa" w:w="60"/>
+              <w:right w:type="dxa" w:w="110"/>
+            </w:tcMar>
+            <w:vAlign w:val="center"/>
+          </w:tcPr>
+          <w:p>
+            <w:pPr>
+              <w:spacing w:after="40" w:before="40" w:line="240"/>
+              <w:jc w:val="left"/>
+            </w:pPr>
+            <w:r>
+              <w:rPr>
+                <w:b/>
+                <w:bCs/>
+                <w:color w:val="1A1A1A"/>
+                <w:sz w:val="19"/>
+                <w:szCs w:val="19"/>
+              </w:rPr>
+              <w:t xml:space="preserve">Megumi </w:t>
+            </w:r>
+            <w:r>
+              <w:rPr>
+                <w:b/>
+                <w:bCs/>
+                <w:i/>
+                <w:iCs/>
+                <w:color w:val="1A1A1A"/>
+                <w:sz w:val="19"/>
+                <w:szCs w:val="19"/>
+              </w:rPr>
+              <w:t xml:space="preserve">(incompleta)</w:t>
+            </w:r>
+          </w:p>
+        </w:tc>
+        <w:tc>
+          <w:tcPr>
+            <w:tcW w:type="dxa" w:w="3420"/>
+            <w:tcMar>
+              <w:top w:type="dxa" w:w="60"/>
+              <w:left w:type="dxa" w:w="110"/>
+              <w:bottom w:type="dxa" w:w="60"/>
+              <w:right w:type="dxa" w:w="110"/>
+            </w:tcMar>
+            <w:vAlign w:val="center"/>
+          </w:tcPr>
+          <w:p>
+            <w:pPr>
+              <w:spacing w:after="40" w:before="40" w:line="240"/>
+              <w:jc w:val="left"/>
+            </w:pPr>
+            <w:r>
+              <w:rPr>
+                <w:b w:val="false"/>
+                <w:bCs w:val="false"/>
+                <w:color w:val="1A1A1A"/>
+                <w:sz w:val="19"/>
+                <w:szCs w:val="19"/>
+              </w:rPr>
+              <w:t xml:space="preserve">todas as invocações dele ganham reforço</w:t>
+            </w:r>
+          </w:p>
+        </w:tc>
+        <w:tc>
+          <w:tcPr>
+            <w:tcW w:type="dxa" w:w="3600"/>
+            <w:tcMar>
+              <w:top w:type="dxa" w:w="60"/>
+              <w:left w:type="dxa" w:w="110"/>
+              <w:bottom w:type="dxa" w:w="60"/>
+              <w:right w:type="dxa" w:w="110"/>
+            </w:tcMar>
+            <w:vAlign w:val="center"/>
+          </w:tcPr>
+          <w:p>
+            <w:pPr>
+              <w:spacing w:after="40" w:before="40" w:line="240"/>
+              <w:jc w:val="left"/>
+            </w:pPr>
+            <w:r>
+              <w:rPr>
+                <w:b w:val="false"/>
+                <w:bCs w:val="false"/>
+                <w:color w:val="1A1A1A"/>
+                <w:sz w:val="19"/>
+                <w:szCs w:val="19"/>
+              </w:rPr>
+              <w:t xml:space="preserve">invocar todas elas de uma vez</w:t>
+            </w:r>
+          </w:p>
+        </w:tc>
+      </w:tr>
+      <w:tr>
+        <w:trPr>
+          <w:cantSplit/>
+        </w:trPr>
+        <w:tc>
+          <w:tcPr>
+            <w:tcW w:type="dxa" w:w="1980"/>
+            <w:shd w:fill="F7F4F6" w:color="auto" w:val="clear"/>
+            <w:tcMar>
+              <w:top w:type="dxa" w:w="60"/>
+              <w:left w:type="dxa" w:w="110"/>
+              <w:bottom w:type="dxa" w:w="60"/>
+              <w:right w:type="dxa" w:w="110"/>
+            </w:tcMar>
+            <w:vAlign w:val="center"/>
+          </w:tcPr>
+          <w:p>
+            <w:pPr>
+              <w:spacing w:after="40" w:before="40" w:line="240"/>
+              <w:jc w:val="left"/>
+            </w:pPr>
+            <w:r>
+              <w:rPr>
+                <w:b/>
+                <w:bCs/>
+                <w:color w:val="1A1A1A"/>
+                <w:sz w:val="19"/>
+                <w:szCs w:val="19"/>
+              </w:rPr>
+              <w:t xml:space="preserve">Sukuna</w:t>
+            </w:r>
+          </w:p>
+        </w:tc>
+        <w:tc>
+          <w:tcPr>
+            <w:tcW w:type="dxa" w:w="3420"/>
+            <w:shd w:fill="F7F4F6" w:color="auto" w:val="clear"/>
+            <w:tcMar>
+              <w:top w:type="dxa" w:w="60"/>
+              <w:left w:type="dxa" w:w="110"/>
+              <w:bottom w:type="dxa" w:w="60"/>
+              <w:right w:type="dxa" w:w="110"/>
+            </w:tcMar>
+            <w:vAlign w:val="center"/>
+          </w:tcPr>
+          <w:p>
+            <w:pPr>
+              <w:spacing w:after="40" w:before="40" w:line="240"/>
+              <w:jc w:val="left"/>
+            </w:pPr>
+            <w:r>
+              <w:rPr>
+                <w:b w:val="false"/>
+                <w:bCs w:val="false"/>
+                <w:color w:val="1A1A1A"/>
+                <w:sz w:val="19"/>
+                <w:szCs w:val="19"/>
+              </w:rPr>
+              <w:t xml:space="preserve">clivar e desmantelar acertam</w:t>
+            </w:r>
+          </w:p>
+        </w:tc>
+        <w:tc>
+          <w:tcPr>
+            <w:tcW w:type="dxa" w:w="3600"/>
+            <w:shd w:fill="F7F4F6" w:color="auto" w:val="clear"/>
+            <w:tcMar>
+              <w:top w:type="dxa" w:w="60"/>
+              <w:left w:type="dxa" w:w="110"/>
+              <w:bottom w:type="dxa" w:w="60"/>
+              <w:right w:type="dxa" w:w="110"/>
+            </w:tcMar>
+            <w:vAlign w:val="center"/>
+          </w:tcPr>
+          <w:p>
+            <w:pPr>
+              <w:spacing w:after="40" w:before="40" w:line="240"/>
+              <w:jc w:val="left"/>
+            </w:pPr>
+            <w:r>
+              <w:rPr>
+                <w:b w:val="false"/>
+                <w:bCs w:val="false"/>
+                <w:color w:val="1A1A1A"/>
+                <w:sz w:val="19"/>
+                <w:szCs w:val="19"/>
+              </w:rPr>
+              <w:t xml:space="preserve">alcança todos no ambiente</w:t>
+            </w:r>
+          </w:p>
+        </w:tc>
+      </w:tr>
+      <w:tr>
+        <w:trPr>
+          <w:cantSplit/>
+        </w:trPr>
+        <w:tc>
+          <w:tcPr>
+            <w:tcW w:type="dxa" w:w="1980"/>
+            <w:tcMar>
+              <w:top w:type="dxa" w:w="60"/>
+              <w:left w:type="dxa" w:w="110"/>
+              <w:bottom w:type="dxa" w:w="60"/>
+              <w:right w:type="dxa" w:w="110"/>
+            </w:tcMar>
+            <w:vAlign w:val="center"/>
+          </w:tcPr>
+          <w:p>
+            <w:pPr>
+              <w:spacing w:after="40" w:before="40" w:line="240"/>
+              <w:jc w:val="left"/>
+            </w:pPr>
+            <w:r>
+              <w:rPr>
+                <w:b/>
+                <w:bCs/>
+                <w:color w:val="1A1A1A"/>
+                <w:sz w:val="19"/>
+                <w:szCs w:val="19"/>
+              </w:rPr>
+              <w:t xml:space="preserve">Mahito</w:t>
+            </w:r>
+          </w:p>
+        </w:tc>
+        <w:tc>
+          <w:tcPr>
+            <w:tcW w:type="dxa" w:w="3420"/>
+            <w:tcMar>
+              <w:top w:type="dxa" w:w="60"/>
+              <w:left w:type="dxa" w:w="110"/>
+              <w:bottom w:type="dxa" w:w="60"/>
+              <w:right w:type="dxa" w:w="110"/>
+            </w:tcMar>
+            <w:vAlign w:val="center"/>
+          </w:tcPr>
+          <w:p>
+            <w:pPr>
+              <w:spacing w:after="40" w:before="40" w:line="240"/>
+              <w:jc w:val="left"/>
+            </w:pPr>
+            <w:r>
+              <w:rPr>
+                <w:b w:val="false"/>
+                <w:bCs w:val="false"/>
+                <w:color w:val="1A1A1A"/>
+                <w:sz w:val="19"/>
+                <w:szCs w:val="19"/>
+              </w:rPr>
+              <w:t xml:space="preserve">ninguém desvia do toque dele</w:t>
+            </w:r>
+          </w:p>
+        </w:tc>
+        <w:tc>
+          <w:tcPr>
+            <w:tcW w:type="dxa" w:w="3600"/>
+            <w:tcMar>
+              <w:top w:type="dxa" w:w="60"/>
+              <w:left w:type="dxa" w:w="110"/>
+              <w:bottom w:type="dxa" w:w="60"/>
+              <w:right w:type="dxa" w:w="110"/>
+            </w:tcMar>
+            <w:vAlign w:val="center"/>
+          </w:tcPr>
+          <w:p>
+            <w:pPr>
+              <w:spacing w:after="40" w:before="40" w:line="240"/>
+              <w:jc w:val="left"/>
+            </w:pPr>
+            <w:r>
+              <w:rPr>
+                <w:b w:val="false"/>
+                <w:bCs w:val="false"/>
+                <w:color w:val="1A1A1A"/>
+                <w:sz w:val="19"/>
+                <w:szCs w:val="19"/>
+              </w:rPr>
+              <w:t xml:space="preserve">alcança todos no ambiente</w:t>
+            </w:r>
+          </w:p>
+        </w:tc>
+      </w:tr>
+      <w:tr>
+        <w:trPr>
+          <w:cantSplit/>
+        </w:trPr>
+        <w:tc>
+          <w:tcPr>
+            <w:tcW w:type="dxa" w:w="1980"/>
+            <w:shd w:fill="F7F4F6" w:color="auto" w:val="clear"/>
+            <w:tcMar>
+              <w:top w:type="dxa" w:w="60"/>
+              <w:left w:type="dxa" w:w="110"/>
+              <w:bottom w:type="dxa" w:w="60"/>
+              <w:right w:type="dxa" w:w="110"/>
+            </w:tcMar>
+            <w:vAlign w:val="center"/>
+          </w:tcPr>
+          <w:p>
+            <w:pPr>
+              <w:spacing w:after="40" w:before="40" w:line="240"/>
+              <w:jc w:val="left"/>
+            </w:pPr>
+            <w:r>
+              <w:rPr>
+                <w:b/>
+                <w:bCs/>
+                <w:color w:val="1A1A1A"/>
+                <w:sz w:val="19"/>
+                <w:szCs w:val="19"/>
+              </w:rPr>
+              <w:t xml:space="preserve">Jogo</w:t>
+            </w:r>
+          </w:p>
+        </w:tc>
+        <w:tc>
+          <w:tcPr>
+            <w:tcW w:type="dxa" w:w="3420"/>
+            <w:shd w:fill="F7F4F6" w:color="auto" w:val="clear"/>
+            <w:tcMar>
+              <w:top w:type="dxa" w:w="60"/>
+              <w:left w:type="dxa" w:w="110"/>
+              <w:bottom w:type="dxa" w:w="60"/>
+              <w:right w:type="dxa" w:w="110"/>
+            </w:tcMar>
+            <w:vAlign w:val="center"/>
+          </w:tcPr>
+          <w:p>
+            <w:pPr>
+              <w:spacing w:after="40" w:before="40" w:line="240"/>
+              <w:jc w:val="left"/>
+            </w:pPr>
+            <w:r>
+              <w:rPr>
+                <w:b w:val="false"/>
+                <w:bCs w:val="false"/>
+                <w:color w:val="1A1A1A"/>
+                <w:sz w:val="19"/>
+                <w:szCs w:val="19"/>
+              </w:rPr>
+              <w:t xml:space="preserve">queima todos no ambiente</w:t>
+            </w:r>
+          </w:p>
+        </w:tc>
+        <w:tc>
+          <w:tcPr>
+            <w:tcW w:type="dxa" w:w="3600"/>
+            <w:shd w:fill="F7F4F6" w:color="auto" w:val="clear"/>
+            <w:tcMar>
+              <w:top w:type="dxa" w:w="60"/>
+              <w:left w:type="dxa" w:w="110"/>
+              <w:bottom w:type="dxa" w:w="60"/>
+              <w:right w:type="dxa" w:w="110"/>
+            </w:tcMar>
+            <w:vAlign w:val="center"/>
+          </w:tcPr>
+          <w:p>
+            <w:pPr>
+              <w:spacing w:after="40" w:before="40" w:line="240"/>
+              <w:jc w:val="left"/>
+            </w:pPr>
+            <w:r>
+              <w:rPr>
+                <w:b w:val="false"/>
+                <w:bCs w:val="false"/>
+                <w:color w:val="1A1A1A"/>
+                <w:sz w:val="19"/>
+                <w:szCs w:val="19"/>
+              </w:rPr>
+              <w:t xml:space="preserve">amplifica a técnica</w:t>
+            </w:r>
+          </w:p>
+        </w:tc>
+      </w:tr>
+      <w:tr>
+        <w:trPr>
+          <w:cantSplit/>
+        </w:trPr>
+        <w:tc>
+          <w:tcPr>
+            <w:tcW w:type="dxa" w:w="1980"/>
+            <w:tcMar>
+              <w:top w:type="dxa" w:w="60"/>
+              <w:left w:type="dxa" w:w="110"/>
+              <w:bottom w:type="dxa" w:w="60"/>
+              <w:right w:type="dxa" w:w="110"/>
+            </w:tcMar>
+            <w:vAlign w:val="center"/>
+          </w:tcPr>
+          <w:p>
+            <w:pPr>
+              <w:spacing w:after="40" w:before="40" w:line="240"/>
+              <w:jc w:val="left"/>
+            </w:pPr>
+            <w:r>
+              <w:rPr>
+                <w:b/>
+                <w:bCs/>
+                <w:color w:val="1A1A1A"/>
+                <w:sz w:val="19"/>
+                <w:szCs w:val="19"/>
+              </w:rPr>
+              <w:t xml:space="preserve">Dagon</w:t>
+            </w:r>
+          </w:p>
+        </w:tc>
+        <w:tc>
+          <w:tcPr>
+            <w:tcW w:type="dxa" w:w="3420"/>
+            <w:tcMar>
+              <w:top w:type="dxa" w:w="60"/>
+              <w:left w:type="dxa" w:w="110"/>
+              <w:bottom w:type="dxa" w:w="60"/>
+              <w:right w:type="dxa" w:w="110"/>
+            </w:tcMar>
+            <w:vAlign w:val="center"/>
+          </w:tcPr>
+          <w:p>
+            <w:pPr>
+              <w:spacing w:after="40" w:before="40" w:line="240"/>
+              <w:jc w:val="left"/>
+            </w:pPr>
+            <w:r>
+              <w:rPr>
+                <w:b w:val="false"/>
+                <w:bCs w:val="false"/>
+                <w:color w:val="1A1A1A"/>
+                <w:sz w:val="19"/>
+                <w:szCs w:val="19"/>
+              </w:rPr>
+              <w:t xml:space="preserve">os shikigami dele acertam</w:t>
+            </w:r>
+          </w:p>
+        </w:tc>
+        <w:tc>
+          <w:tcPr>
+            <w:tcW w:type="dxa" w:w="3600"/>
+            <w:tcMar>
+              <w:top w:type="dxa" w:w="60"/>
+              <w:left w:type="dxa" w:w="110"/>
+              <w:bottom w:type="dxa" w:w="60"/>
+              <w:right w:type="dxa" w:w="110"/>
+            </w:tcMar>
+            <w:vAlign w:val="center"/>
+          </w:tcPr>
+          <w:p>
+            <w:pPr>
+              <w:spacing w:after="40" w:before="40" w:line="240"/>
+              <w:jc w:val="left"/>
+            </w:pPr>
+            <w:r>
+              <w:rPr>
+                <w:b w:val="false"/>
+                <w:bCs w:val="false"/>
+                <w:color w:val="1A1A1A"/>
+                <w:sz w:val="19"/>
+                <w:szCs w:val="19"/>
+              </w:rPr>
+              <w:t xml:space="preserve">amplifica a técnica</w:t>
+            </w:r>
+          </w:p>
+        </w:tc>
+      </w:tr>
+      <w:tr>
+        <w:trPr>
+          <w:cantSplit/>
+        </w:trPr>
+        <w:tc>
+          <w:tcPr>
+            <w:tcW w:type="dxa" w:w="1980"/>
+            <w:shd w:fill="F7F4F6" w:color="auto" w:val="clear"/>
+            <w:tcMar>
+              <w:top w:type="dxa" w:w="60"/>
+              <w:left w:type="dxa" w:w="110"/>
+              <w:bottom w:type="dxa" w:w="60"/>
+              <w:right w:type="dxa" w:w="110"/>
+            </w:tcMar>
+            <w:vAlign w:val="center"/>
+          </w:tcPr>
+          <w:p>
+            <w:pPr>
+              <w:spacing w:after="40" w:before="40" w:line="240"/>
+              <w:jc w:val="left"/>
+            </w:pPr>
+            <w:r>
+              <w:rPr>
+                <w:b/>
+                <w:bCs/>
+                <w:color w:val="1A1A1A"/>
+                <w:sz w:val="19"/>
+                <w:szCs w:val="19"/>
+              </w:rPr>
+              <w:t xml:space="preserve">Yuta</w:t>
+            </w:r>
+          </w:p>
+        </w:tc>
+        <w:tc>
+          <w:tcPr>
+            <w:tcW w:type="dxa" w:w="3420"/>
+            <w:shd w:fill="F7F4F6" w:color="auto" w:val="clear"/>
+            <w:tcMar>
+              <w:top w:type="dxa" w:w="60"/>
+              <w:left w:type="dxa" w:w="110"/>
+              <w:bottom w:type="dxa" w:w="60"/>
+              <w:right w:type="dxa" w:w="110"/>
+            </w:tcMar>
+            <w:vAlign w:val="center"/>
+          </w:tcPr>
+          <w:p>
+            <w:pPr>
+              <w:spacing w:after="40" w:before="40" w:line="240"/>
+              <w:jc w:val="left"/>
+            </w:pPr>
+            <w:r>
+              <w:rPr>
+                <w:b w:val="false"/>
+                <w:bCs w:val="false"/>
+                <w:color w:val="1A1A1A"/>
+                <w:sz w:val="19"/>
+                <w:szCs w:val="19"/>
+              </w:rPr>
+              <w:t xml:space="preserve">os feitiços das espadas acertam</w:t>
+            </w:r>
+          </w:p>
+        </w:tc>
+        <w:tc>
+          <w:tcPr>
+            <w:tcW w:type="dxa" w:w="3600"/>
+            <w:shd w:fill="F7F4F6" w:color="auto" w:val="clear"/>
+            <w:tcMar>
+              <w:top w:type="dxa" w:w="60"/>
+              <w:left w:type="dxa" w:w="110"/>
+              <w:bottom w:type="dxa" w:w="60"/>
+              <w:right w:type="dxa" w:w="110"/>
+            </w:tcMar>
+            <w:vAlign w:val="center"/>
+          </w:tcPr>
+          <w:p>
+            <w:pPr>
+              <w:spacing w:after="40" w:before="40" w:line="240"/>
+              <w:jc w:val="left"/>
+            </w:pPr>
+            <w:r>
+              <w:rPr>
+                <w:b w:val="false"/>
+                <w:bCs w:val="false"/>
+                <w:color w:val="1A1A1A"/>
+                <w:sz w:val="19"/>
+                <w:szCs w:val="19"/>
+              </w:rPr>
+              <w:t xml:space="preserve">todas as técnicas copiadas, em forma de espada</w:t>
+            </w:r>
+          </w:p>
+        </w:tc>
+      </w:tr>
+      <w:tr>
+        <w:trPr>
+          <w:cantSplit/>
+        </w:trPr>
+        <w:tc>
+          <w:tcPr>
+            <w:tcW w:type="dxa" w:w="1980"/>
+            <w:tcMar>
+              <w:top w:type="dxa" w:w="60"/>
+              <w:left w:type="dxa" w:w="110"/>
+              <w:bottom w:type="dxa" w:w="60"/>
+              <w:right w:type="dxa" w:w="110"/>
+            </w:tcMar>
+            <w:vAlign w:val="center"/>
+          </w:tcPr>
+          <w:p>
+            <w:pPr>
+              <w:spacing w:after="40" w:before="40" w:line="240"/>
+              <w:jc w:val="left"/>
+            </w:pPr>
+            <w:r>
+              <w:rPr>
+                <w:b/>
+                <w:bCs/>
+                <w:color w:val="1A1A1A"/>
+                <w:sz w:val="19"/>
+                <w:szCs w:val="19"/>
+              </w:rPr>
+              <w:t xml:space="preserve">Gojo</w:t>
+            </w:r>
+          </w:p>
+        </w:tc>
+        <w:tc>
+          <w:tcPr>
+            <w:tcW w:type="dxa" w:w="3420"/>
+            <w:tcMar>
+              <w:top w:type="dxa" w:w="60"/>
+              <w:left w:type="dxa" w:w="110"/>
+              <w:bottom w:type="dxa" w:w="60"/>
+              <w:right w:type="dxa" w:w="110"/>
+            </w:tcMar>
+            <w:vAlign w:val="center"/>
+          </w:tcPr>
+          <w:p>
+            <w:pPr>
+              <w:spacing w:after="40" w:before="40" w:line="240"/>
+              <w:jc w:val="left"/>
+            </w:pPr>
+            <w:r>
+              <w:rPr>
+                <w:b w:val="false"/>
+                <w:bCs w:val="false"/>
+                <w:color w:val="1A1A1A"/>
+                <w:sz w:val="19"/>
+                <w:szCs w:val="19"/>
+              </w:rPr>
+              <w:t xml:space="preserve">a enxurrada de informação</w:t>
+            </w:r>
+          </w:p>
+        </w:tc>
+        <w:tc>
+          <w:tcPr>
+            <w:tcW w:type="dxa" w:w="3600"/>
+            <w:tcMar>
+              <w:top w:type="dxa" w:w="60"/>
+              <w:left w:type="dxa" w:w="110"/>
+              <w:bottom w:type="dxa" w:w="60"/>
+              <w:right w:type="dxa" w:w="110"/>
+            </w:tcMar>
+            <w:vAlign w:val="center"/>
+          </w:tcPr>
+          <w:p>
+            <w:pPr>
+              <w:spacing w:after="40" w:before="40" w:line="240"/>
+              <w:jc w:val="left"/>
+            </w:pPr>
+            <w:r>
+              <w:rPr>
+                <w:b w:val="false"/>
+                <w:bCs w:val="false"/>
+                <w:color w:val="1A1A1A"/>
+                <w:sz w:val="19"/>
+                <w:szCs w:val="19"/>
+              </w:rPr>
+              <w:t xml:space="preserve">tocar em alguém para poupá-lo do Acerto</w:t>
+            </w:r>
+          </w:p>
+        </w:tc>
+      </w:tr>
+      <w:tr>
+        <w:trPr>
+          <w:cantSplit/>
+        </w:trPr>
+        <w:tc>
+          <w:tcPr>
+            <w:tcW w:type="dxa" w:w="1980"/>
+            <w:shd w:fill="F7F4F6" w:color="auto" w:val="clear"/>
+            <w:tcMar>
+              <w:top w:type="dxa" w:w="60"/>
+              <w:left w:type="dxa" w:w="110"/>
+              <w:bottom w:type="dxa" w:w="60"/>
+              <w:right w:type="dxa" w:w="110"/>
+            </w:tcMar>
+            <w:vAlign w:val="center"/>
+          </w:tcPr>
+          <w:p>
+            <w:pPr>
+              <w:spacing w:after="40" w:before="40" w:line="240"/>
+              <w:jc w:val="left"/>
+            </w:pPr>
+            <w:r>
+              <w:rPr>
+                <w:b/>
+                <w:bCs/>
+                <w:color w:val="1A1A1A"/>
+                <w:sz w:val="19"/>
+                <w:szCs w:val="19"/>
+              </w:rPr>
+              <w:t xml:space="preserve">Hakari</w:t>
+            </w:r>
+          </w:p>
+        </w:tc>
+        <w:tc>
+          <w:tcPr>
+            <w:tcW w:type="dxa" w:w="3420"/>
+            <w:shd w:fill="F7F4F6" w:color="auto" w:val="clear"/>
+            <w:tcMar>
+              <w:top w:type="dxa" w:w="60"/>
+              <w:left w:type="dxa" w:w="110"/>
+              <w:bottom w:type="dxa" w:w="60"/>
+              <w:right w:type="dxa" w:w="110"/>
+            </w:tcMar>
+            <w:vAlign w:val="center"/>
+          </w:tcPr>
+          <w:p>
+            <w:pPr>
+              <w:spacing w:after="40" w:before="40" w:line="240"/>
+              <w:jc w:val="left"/>
+            </w:pPr>
+            <w:r>
+              <w:rPr>
+                <w:b w:val="false"/>
+                <w:bCs w:val="false"/>
+                <w:color w:val="1A1A1A"/>
+                <w:sz w:val="19"/>
+                <w:szCs w:val="19"/>
+              </w:rPr>
+              <w:t xml:space="preserve">todos recebem a informação do domínio</w:t>
+            </w:r>
+          </w:p>
+        </w:tc>
+        <w:tc>
+          <w:tcPr>
+            <w:tcW w:type="dxa" w:w="3600"/>
+            <w:shd w:fill="F7F4F6" w:color="auto" w:val="clear"/>
+            <w:tcMar>
+              <w:top w:type="dxa" w:w="60"/>
+              <w:left w:type="dxa" w:w="110"/>
+              <w:bottom w:type="dxa" w:w="60"/>
+              <w:right w:type="dxa" w:w="110"/>
+            </w:tcMar>
+            <w:vAlign w:val="center"/>
+          </w:tcPr>
+          <w:p>
+            <w:pPr>
+              <w:spacing w:after="40" w:before="40" w:line="240"/>
+              <w:jc w:val="left"/>
+            </w:pPr>
+            <w:r>
+              <w:rPr>
+                <w:b w:val="false"/>
+                <w:bCs w:val="false"/>
+                <w:color w:val="1A1A1A"/>
+                <w:sz w:val="19"/>
+                <w:szCs w:val="19"/>
+              </w:rPr>
+              <w:t xml:space="preserve">o pachinko, e a regeneração que ele paga</w:t>
+            </w:r>
+          </w:p>
+        </w:tc>
+      </w:tr>
+      <w:tr>
+        <w:trPr>
+          <w:cantSplit/>
+        </w:trPr>
+        <w:tc>
+          <w:tcPr>
+            <w:tcW w:type="dxa" w:w="1980"/>
+            <w:tcMar>
+              <w:top w:type="dxa" w:w="60"/>
+              <w:left w:type="dxa" w:w="110"/>
+              <w:bottom w:type="dxa" w:w="60"/>
+              <w:right w:type="dxa" w:w="110"/>
+            </w:tcMar>
+            <w:vAlign w:val="center"/>
+          </w:tcPr>
+          <w:p>
+            <w:pPr>
+              <w:spacing w:after="40" w:before="40" w:line="240"/>
+              <w:jc w:val="left"/>
+            </w:pPr>
+            <w:r>
+              <w:rPr>
+                <w:b/>
+                <w:bCs/>
+                <w:color w:val="1A1A1A"/>
+                <w:sz w:val="19"/>
+                <w:szCs w:val="19"/>
+              </w:rPr>
+              <w:t xml:space="preserve">Higuruma</w:t>
+            </w:r>
+          </w:p>
+        </w:tc>
+        <w:tc>
+          <w:tcPr>
+            <w:tcW w:type="dxa" w:w="3420"/>
+            <w:tcMar>
+              <w:top w:type="dxa" w:w="60"/>
+              <w:left w:type="dxa" w:w="110"/>
+              <w:bottom w:type="dxa" w:w="60"/>
+              <w:right w:type="dxa" w:w="110"/>
+            </w:tcMar>
+            <w:vAlign w:val="center"/>
+          </w:tcPr>
+          <w:p>
+            <w:pPr>
+              <w:spacing w:after="40" w:before="40" w:line="240"/>
+              <w:jc w:val="left"/>
+            </w:pPr>
+            <w:r>
+              <w:rPr>
+                <w:b w:val="false"/>
+                <w:bCs w:val="false"/>
+                <w:color w:val="1A1A1A"/>
+                <w:sz w:val="19"/>
+                <w:szCs w:val="19"/>
+              </w:rPr>
+              <w:t xml:space="preserve">ninguém no ambiente pode causar dano</w:t>
+            </w:r>
+          </w:p>
+        </w:tc>
+        <w:tc>
+          <w:tcPr>
+            <w:tcW w:type="dxa" w:w="3600"/>
+            <w:tcMar>
+              <w:top w:type="dxa" w:w="60"/>
+              <w:left w:type="dxa" w:w="110"/>
+              <w:bottom w:type="dxa" w:w="60"/>
+              <w:right w:type="dxa" w:w="110"/>
+            </w:tcMar>
+            <w:vAlign w:val="center"/>
+          </w:tcPr>
+          <w:p>
+            <w:pPr>
+              <w:spacing w:after="40" w:before="40" w:line="240"/>
+              <w:jc w:val="left"/>
+            </w:pPr>
+            <w:r>
+              <w:rPr>
+                <w:b w:val="false"/>
+                <w:bCs w:val="false"/>
+                <w:color w:val="1A1A1A"/>
+                <w:sz w:val="19"/>
+                <w:szCs w:val="19"/>
+              </w:rPr>
+              <w:t xml:space="preserve">o julgamento, e as punições que ele libera</w:t>
+            </w:r>
+          </w:p>
+        </w:tc>
+      </w:tr>
+    </w:tbl>
+    <w:p>
+      <w:pPr>
+        <w:spacing w:after="100"/>
+      </w:pPr>
+    </w:p>
+    <w:p>
+      <w:pPr>
+        <w:spacing w:after="140" w:before="0" w:line="276"/>
+      </w:pPr>
+      <w:r>
+        <w:rPr>
+          <w:b/>
+          <w:bCs/>
+        </w:rPr>
+        <w:t xml:space="preserve">Repare no que a tabela mostra sobre os dois degraus.</w:t>
+      </w:r>
+      <w:r>
+        <w:t xml:space="preserve"> O Megumi é o único incompleto da lista, e o Acerto dele </w:t>
+      </w:r>
+      <w:r>
+        <w:rPr>
+          <w:i/>
+          <w:iCs/>
+        </w:rPr>
+        <w:t xml:space="preserve">reforça</w:t>
+      </w:r>
+      <w:r>
+        <w:t xml:space="preserve"> em vez de </w:t>
+      </w:r>
+      <w:r>
+        <w:rPr>
+          <w:i/>
+          <w:iCs/>
+        </w:rPr>
+        <w:t xml:space="preserve">atingir</w:t>
+      </w:r>
+      <w:r>
+        <w:t xml:space="preserve"> — é o que dá para fazer quando o Acerto ainda rola. Os oito completos entregam coisas que não falham, e é isso que o terceiro espaço compra.</w:t>
+      </w:r>
+    </w:p>
+    <w:p>
+      <w:pPr>
+        <w:spacing w:after="140" w:before="0" w:line="276"/>
+      </w:pPr>
+      <w:r>
+        <w:t xml:space="preserve">E repare também que </w:t>
+      </w:r>
+      <w:r>
+        <w:rPr>
+          <w:b/>
+          <w:bCs/>
+        </w:rPr>
+        <w:t xml:space="preserve">Efeito quase nunca é dano</w:t>
+      </w:r>
+      <w:r>
+        <w:t xml:space="preserve">. Alcance, repertório, amplificação, uma mecânica nova, controle sobre quem o Acerto pega. O dano, quando existe, mora no Acerto.</w:t>
       </w:r>
     </w:p>
     <w:p>
@@ -35546,7 +38281,7 @@
                 <w:sz w:val="19"/>
                 <w:szCs w:val="19"/>
               </w:rPr>
-              <w:t xml:space="preserve">Fundamento com três Famílias Fechadas. Dois feitiços de Classe 0 (grátis) e dois conhecidos. Classe 1. Passiva Livre.</w:t>
+              <w:t xml:space="preserve">Fundamento com três Famílias Fechadas. Dois feitiços de Classe 0 (grátis). Classe 1. Passiva Livre.</w:t>
             </w:r>
           </w:p>
         </w:tc>
@@ -35580,7 +38315,7 @@
                 <w:sz w:val="19"/>
                 <w:szCs w:val="19"/>
               </w:rPr>
-              <w:t xml:space="preserve">ímpares</w:t>
+              <w:t xml:space="preserve">5</w:t>
             </w:r>
           </w:p>
         </w:tc>
@@ -35609,7 +38344,7 @@
                 <w:sz w:val="19"/>
                 <w:szCs w:val="19"/>
               </w:rPr>
-              <w:t xml:space="preserve">Mais um feitiço conhecido.</w:t>
+              <w:t xml:space="preserve">Classe 2. Um feitiço de Classe 0 a mais.</w:t>
             </w:r>
           </w:p>
         </w:tc>
@@ -35642,7 +38377,7 @@
                 <w:sz w:val="19"/>
                 <w:szCs w:val="19"/>
               </w:rPr>
-              <w:t xml:space="preserve">5</w:t>
+              <w:t xml:space="preserve">7</w:t>
             </w:r>
           </w:p>
         </w:tc>
@@ -35670,7 +38405,7 @@
                 <w:sz w:val="19"/>
                 <w:szCs w:val="19"/>
               </w:rPr>
-              <w:t xml:space="preserve">Classe 2. Um feitiço de Classe 0 a mais.</w:t>
+              <w:t xml:space="preserve">Libera Passiva de Classe 2.</w:t>
             </w:r>
           </w:p>
         </w:tc>
@@ -35704,7 +38439,7 @@
                 <w:sz w:val="19"/>
                 <w:szCs w:val="19"/>
               </w:rPr>
-              <w:t xml:space="preserve">7</w:t>
+              <w:t xml:space="preserve">9</w:t>
             </w:r>
           </w:p>
         </w:tc>
@@ -35733,7 +38468,7 @@
                 <w:sz w:val="19"/>
                 <w:szCs w:val="19"/>
               </w:rPr>
-              <w:t xml:space="preserve">Libera Passiva de Classe 2.</w:t>
+              <w:t xml:space="preserve">Classe 3.</w:t>
             </w:r>
           </w:p>
         </w:tc>
@@ -35766,7 +38501,7 @@
                 <w:sz w:val="19"/>
                 <w:szCs w:val="19"/>
               </w:rPr>
-              <w:t xml:space="preserve">9</w:t>
+              <w:t xml:space="preserve">10</w:t>
             </w:r>
           </w:p>
         </w:tc>
@@ -35794,7 +38529,7 @@
                 <w:sz w:val="19"/>
                 <w:szCs w:val="19"/>
               </w:rPr>
-              <w:t xml:space="preserve">Classe 3.</w:t>
+              <w:t xml:space="preserve">A primeira Liberação Máxima.</w:t>
             </w:r>
           </w:p>
         </w:tc>
@@ -35828,7 +38563,7 @@
                 <w:sz w:val="19"/>
                 <w:szCs w:val="19"/>
               </w:rPr>
-              <w:t xml:space="preserve">10</w:t>
+              <w:t xml:space="preserve">11</w:t>
             </w:r>
           </w:p>
         </w:tc>
@@ -35857,17 +38592,7 @@
                 <w:sz w:val="19"/>
                 <w:szCs w:val="19"/>
               </w:rPr>
-              <w:t xml:space="preserve">Um feitiço extra. </w:t>
-            </w:r>
-            <w:r>
-              <w:rPr>
-                <w:b w:val="false"/>
-                <w:bCs w:val="false"/>
-                <w:color w:val="1A1A1A"/>
-                <w:sz w:val="19"/>
-                <w:szCs w:val="19"/>
-              </w:rPr>
-              <w:t xml:space="preserve">A primeira Liberação Máxima.</w:t>
+              <w:t xml:space="preserve">Um feitiço de Classe 0 a mais.</w:t>
             </w:r>
           </w:p>
         </w:tc>
@@ -35900,7 +38625,7 @@
                 <w:sz w:val="19"/>
                 <w:szCs w:val="19"/>
               </w:rPr>
-              <w:t xml:space="preserve">11</w:t>
+              <w:t xml:space="preserve">13</w:t>
             </w:r>
           </w:p>
         </w:tc>
@@ -35928,7 +38653,7 @@
                 <w:sz w:val="19"/>
                 <w:szCs w:val="19"/>
               </w:rPr>
-              <w:t xml:space="preserve">Um feitiço de Classe 0 a mais.</w:t>
+              <w:t xml:space="preserve">Classe 4. Libera Passiva de Classe 3.</w:t>
             </w:r>
           </w:p>
         </w:tc>
@@ -35962,7 +38687,7 @@
                 <w:sz w:val="19"/>
                 <w:szCs w:val="19"/>
               </w:rPr>
-              <w:t xml:space="preserve">13</w:t>
+              <w:t xml:space="preserve">17</w:t>
             </w:r>
           </w:p>
         </w:tc>
@@ -35991,7 +38716,7 @@
                 <w:sz w:val="19"/>
                 <w:szCs w:val="19"/>
               </w:rPr>
-              <w:t xml:space="preserve">Classe 4. Libera Passiva de Classe 3.</w:t>
+              <w:t xml:space="preserve">Classe 5. Técnica Máxima. Um feitiço de Classe 0 a mais.</w:t>
             </w:r>
           </w:p>
         </w:tc>
@@ -36024,7 +38749,7 @@
                 <w:sz w:val="19"/>
                 <w:szCs w:val="19"/>
               </w:rPr>
-              <w:t xml:space="preserve">17</w:t>
+              <w:t xml:space="preserve">20</w:t>
             </w:r>
           </w:p>
         </w:tc>
@@ -36052,7 +38777,7 @@
                 <w:sz w:val="19"/>
                 <w:szCs w:val="19"/>
               </w:rPr>
-              <w:t xml:space="preserve">Classe 5. Técnica Máxima. Um feitiço de Classe 0 a mais.</w:t>
+              <w:t xml:space="preserve">A segunda Liberação Máxima.</w:t>
             </w:r>
           </w:p>
         </w:tc>
@@ -36086,7 +38811,7 @@
                 <w:sz w:val="19"/>
                 <w:szCs w:val="19"/>
               </w:rPr>
-              <w:t xml:space="preserve">20</w:t>
+              <w:t xml:space="preserve">21</w:t>
             </w:r>
           </w:p>
         </w:tc>
@@ -36115,17 +38840,7 @@
                 <w:sz w:val="19"/>
                 <w:szCs w:val="19"/>
               </w:rPr>
-              <w:t xml:space="preserve">Um feitiço extra. </w:t>
-            </w:r>
-            <w:r>
-              <w:rPr>
-                <w:b w:val="false"/>
-                <w:bCs w:val="false"/>
-                <w:color w:val="1A1A1A"/>
-                <w:sz w:val="19"/>
-                <w:szCs w:val="19"/>
-              </w:rPr>
-              <w:t xml:space="preserve">A segunda Liberação Máxima.</w:t>
+              <w:t xml:space="preserve">Classe 6.</w:t>
             </w:r>
           </w:p>
         </w:tc>
@@ -36158,7 +38873,7 @@
                 <w:sz w:val="19"/>
                 <w:szCs w:val="19"/>
               </w:rPr>
-              <w:t xml:space="preserve">21</w:t>
+              <w:t xml:space="preserve">26</w:t>
             </w:r>
           </w:p>
         </w:tc>
@@ -36186,7 +38901,7 @@
                 <w:sz w:val="19"/>
                 <w:szCs w:val="19"/>
               </w:rPr>
-              <w:t xml:space="preserve">Classe 6.</w:t>
+              <w:t xml:space="preserve">Classe 7.</w:t>
             </w:r>
           </w:p>
         </w:tc>
@@ -36220,7 +38935,7 @@
                 <w:sz w:val="19"/>
                 <w:szCs w:val="19"/>
               </w:rPr>
-              <w:t xml:space="preserve">26</w:t>
+              <w:t xml:space="preserve">30</w:t>
             </w:r>
           </w:p>
         </w:tc>
@@ -36228,67 +38943,6 @@
           <w:tcPr>
             <w:tcW w:type="dxa" w:w="7560"/>
             <w:shd w:fill="F7F4F6" w:color="auto" w:val="clear"/>
-            <w:tcMar>
-              <w:top w:type="dxa" w:w="60"/>
-              <w:left w:type="dxa" w:w="110"/>
-              <w:bottom w:type="dxa" w:w="60"/>
-              <w:right w:type="dxa" w:w="110"/>
-            </w:tcMar>
-            <w:vAlign w:val="center"/>
-          </w:tcPr>
-          <w:p>
-            <w:pPr>
-              <w:spacing w:after="40" w:before="40" w:line="240"/>
-              <w:jc w:val="left"/>
-            </w:pPr>
-            <w:r>
-              <w:rPr>
-                <w:b w:val="false"/>
-                <w:bCs w:val="false"/>
-                <w:color w:val="1A1A1A"/>
-                <w:sz w:val="19"/>
-                <w:szCs w:val="19"/>
-              </w:rPr>
-              <w:t xml:space="preserve">Classe 7.</w:t>
-            </w:r>
-          </w:p>
-        </w:tc>
-      </w:tr>
-      <w:tr>
-        <w:trPr>
-          <w:cantSplit/>
-        </w:trPr>
-        <w:tc>
-          <w:tcPr>
-            <w:tcW w:type="dxa" w:w="1440"/>
-            <w:tcMar>
-              <w:top w:type="dxa" w:w="60"/>
-              <w:left w:type="dxa" w:w="110"/>
-              <w:bottom w:type="dxa" w:w="60"/>
-              <w:right w:type="dxa" w:w="110"/>
-            </w:tcMar>
-            <w:vAlign w:val="center"/>
-          </w:tcPr>
-          <w:p>
-            <w:pPr>
-              <w:spacing w:after="40" w:before="40" w:line="240"/>
-              <w:jc w:val="left"/>
-            </w:pPr>
-            <w:r>
-              <w:rPr>
-                <w:b/>
-                <w:bCs/>
-                <w:color w:val="1A1A1A"/>
-                <w:sz w:val="19"/>
-                <w:szCs w:val="19"/>
-              </w:rPr>
-              <w:t xml:space="preserve">30</w:t>
-            </w:r>
-          </w:p>
-        </w:tc>
-        <w:tc>
-          <w:tcPr>
-            <w:tcW w:type="dxa" w:w="7560"/>
             <w:tcMar>
               <w:top w:type="dxa" w:w="60"/>
               <w:left w:type="dxa" w:w="110"/>
@@ -36326,7 +38980,64 @@
         <w:spacing w:after="140" w:before="0" w:line="276"/>
       </w:pPr>
       <w:r>
-        <w:t xml:space="preserve">A conta fecha em treze feitiços conhecidos no nível 20, menos os espaços que você trocou por Passiva. As Liberações Máximas ficam fora dessa conta.</w:t>
+        <w:rPr>
+          <w:b/>
+          <w:bCs/>
+        </w:rPr>
+        <w:t xml:space="preserve">Quantos feitiços você conhece não é conta deste manual.</w:t>
+      </w:r>
+      <w:r>
+        <w:t xml:space="preserve"> O Fundamento manda na Classe, na Liberação Máxima e em quando cada Classe de Passiva abre — a tabela acima é sobre isso. O tamanho da lista vem do sistema em volta, que é quem sabe quantos marcos você já passou, e é lá que ele deve ser consultado.</w:t>
+      </w:r>
+    </w:p>
+    <w:p>
+      <w:pPr>
+        <w:spacing w:after="140" w:before="0" w:line="276"/>
+      </w:pPr>
+      <w:r>
+        <w:rPr>
+          <w:i/>
+          <w:iCs/>
+        </w:rPr>
+        <w:t xml:space="preserve">Até a v7.6 esta seção trazia a própria contagem — dois no nível 1, mais um a cada ímpar, treze no nível 20. Ela era coerente consigo mesma e discordava do sistema em volta em três feitiços no nível 20 e seis no 30, e os dois davam um feitiço extra no nível 10, que somados contavam duas vezes. Uma contagem, um dono.</w:t>
+      </w:r>
+    </w:p>
+    <w:p>
+      <w:pPr>
+        <w:spacing w:after="140" w:before="0" w:line="276"/>
+      </w:pPr>
+      <w:r>
+        <w:t xml:space="preserve">O que continua valendo aqui: </w:t>
+      </w:r>
+      <w:r>
+        <w:rPr>
+          <w:b/>
+          <w:bCs/>
+        </w:rPr>
+        <w:t xml:space="preserve">Passiva é paga com espaços dessa lista</w:t>
+      </w:r>
+      <w:r>
+        <w:t xml:space="preserve">, a </w:t>
+      </w:r>
+      <w:r>
+        <w:rPr>
+          <w:b/>
+          <w:bCs/>
+        </w:rPr>
+        <w:t xml:space="preserve">Expansão de Domínio</w:t>
+      </w:r>
+      <w:r>
+        <w:t xml:space="preserve"> também, e as </w:t>
+      </w:r>
+      <w:r>
+        <w:rPr>
+          <w:b/>
+          <w:bCs/>
+        </w:rPr>
+        <w:t xml:space="preserve">Liberações Máximas ficam de fora</w:t>
+      </w:r>
+      <w:r>
+        <w:t xml:space="preserve"> — elas não ocupam espaço.</w:t>
       </w:r>
     </w:p>
     <w:p>

--- a/manual/Fundamento-MANUAL-v7.docx
+++ b/manual/Fundamento-MANUAL-v7.docx
@@ -70,7 +70,7 @@
           <w:sz w:val="20"/>
           <w:szCs w:val="20"/>
         </w:rPr>
-        <w:t xml:space="preserve">Níveis 1–20  ·  Faixa lendária 21–30  ·  Versão 7.5</w:t>
+        <w:t xml:space="preserve">Níveis 1–20  ·  Faixa lendária 21–30  ·  Versão 7.8</w:t>
       </w:r>
     </w:p>
     <w:p>

--- a/manual/Fundamento-MANUAL-v7.docx
+++ b/manual/Fundamento-MANUAL-v7.docx
@@ -70,7 +70,7 @@
           <w:sz w:val="20"/>
           <w:szCs w:val="20"/>
         </w:rPr>
-        <w:t xml:space="preserve">Níveis 1–20  ·  Faixa lendária 21–30  ·  Versão 7.25</w:t>
+        <w:t xml:space="preserve">Níveis 1–20  ·  Faixa lendária 21–30  ·  Versão 7.26</w:t>
       </w:r>
     </w:p>
     <w:p>
@@ -1174,7 +1174,7 @@
                 <w:sz w:val="20"/>
                 <w:szCs w:val="20"/>
               </w:rPr>
-              <w:t xml:space="preserve"> custa 2 e faz o feitiço ignorar até 6 de Redução de Dano. A Restrição </w:t>
+              <w:t xml:space="preserve"> custa 2 e faz o feitiço ignorar até 4 de Redução de Dano. A Restrição </w:t>
             </w:r>
             <w:r>
               <w:rPr>
@@ -16532,7 +16532,7 @@
                 <w:sz w:val="19"/>
                 <w:szCs w:val="19"/>
               </w:rPr>
-              <w:t xml:space="preserve">5d8 = 22, ignorando até 6 de Redução de Dano (3 × Classe)</w:t>
+              <w:t xml:space="preserve">5d8 = 22, ignorando até 4 de Redução de Dano (2 × Classe)</w:t>
             </w:r>
           </w:p>
         </w:tc>
@@ -24270,7 +24270,7 @@
                 <w:sz w:val="19"/>
                 <w:szCs w:val="19"/>
               </w:rPr>
-              <w:t xml:space="preserve">Ignora até 3 × Classe de Redução de Dano. O que passar disso continua valendo.</w:t>
+              <w:t xml:space="preserve">Ignora até 2 × Classe de Redução de Dano. O que passar disso continua valendo.</w:t>
             </w:r>
           </w:p>
         </w:tc>
@@ -27277,7 +27277,7 @@
                 <w:sz w:val="19"/>
                 <w:szCs w:val="19"/>
               </w:rPr>
-              <w:t xml:space="preserve">O alvo fica com −2 em Testes de Resistência até o fim do próximo turno dele.</w:t>
+              <w:t xml:space="preserve">O alvo fica com −2 em um Teste de Resistência até o fim do próximo turno dele.</w:t>
             </w:r>
           </w:p>
         </w:tc>
@@ -27731,7 +27731,7 @@
                 <w:sz w:val="19"/>
                 <w:szCs w:val="19"/>
               </w:rPr>
-              <w:t xml:space="preserve">O dano do alvo cai um quarto até o fim do próximo turno dele.</w:t>
+              <w:t xml:space="preserve">O dano do alvo cai Xd4 até o fim do próximo turno dele, com X sendo metade do seu atributo de técnica.</w:t>
             </w:r>
           </w:p>
         </w:tc>
@@ -32643,7 +32643,7 @@
                 <w:sz w:val="19"/>
                 <w:szCs w:val="19"/>
               </w:rPr>
-              <w:t>Depois de usar, o próximo feitiço que você conjurar nesta cena custa 2 × a Classe deste feitiço de energia a mais, mesmo que ele seja de Classe 0.</w:t>
+              <w:t xml:space="preserve">Depois de usar, o próximo feitiço que você conjurar nesta cena custa 2 × a Classe deste feitiço de energia a mais, mesmo que ele seja de Classe 0.</w:t>
             </w:r>
           </w:p>
         </w:tc>
@@ -36384,7 +36384,7 @@
         <w:t xml:space="preserve">Melhorias</w:t>
       </w:r>
       <w:r>
-        <w:t xml:space="preserve">, nos preços da sua maior Classe. Melhoria que escala com Classe — como Fura, que ignora 3 × Classe de RD — também usa a sua maior Classe.</w:t>
+        <w:t xml:space="preserve">, nos preços da sua maior Classe. Melhoria que escala com Classe — como Fura, que ignora 2 × Classe de RD — também usa a sua maior Classe.</w:t>
       </w:r>
     </w:p>
     <w:p>
@@ -36676,7 +36676,7 @@
                 <w:sz w:val="20"/>
                 <w:szCs w:val="20"/>
               </w:rPr>
-              <w:t xml:space="preserve">, ignorando 15 de Redução de Dano (3 × Classe 5). Rodada inteira, 25 de PE.</w:t>
+              <w:t xml:space="preserve">, ignorando 10 de Redução de Dano (2 × Classe 5). Rodada inteira, 25 de PE.</w:t>
             </w:r>
           </w:p>
         </w:tc>
@@ -40020,10 +40020,35 @@
           <w:b/>
           <w:bCs/>
         </w:rPr>
-        <w:t xml:space="preserve">Um domínio incompleto entra na disputa e não pode vencer.</w:t>
+        <w:t xml:space="preserve">Conquistar é alcançar a barreira do outro por fora.</w:t>
       </w:r>
       <w:r>
-        <w:t xml:space="preserve"> Ele não fecha barreira, então não tem barreira para conquistar nem para perder. O que ele faz é o que a sobreposição já faz: </w:t>
+        <w:t xml:space="preserve"> Uma barreira não quebra por dentro — é o que esta seção já diz —, então quem a derruba é quem chega nela de fora. Um domínio alcança a barreira do outro quando a </w:t>
+      </w:r>
+      <w:r>
+        <w:rPr>
+          <w:b/>
+          <w:bCs/>
+        </w:rPr>
+        <w:t xml:space="preserve">área dele cobre o chão em que aquela barreira está de pé</w:t>
+      </w:r>
+      <w:r>
+        <w:t xml:space="preserve">. As quatro perguntas acima decidem entre dois que se alcançam; quando só um alcança, ele conquista e as perguntas nem chegam a ser feitas.</w:t>
+      </w:r>
+    </w:p>
+    <w:p>
+      <w:pPr>
+        <w:spacing w:after="140" w:before="0" w:line="276"/>
+      </w:pPr>
+      <w:r>
+        <w:rPr>
+          <w:b/>
+          <w:bCs/>
+        </w:rPr>
+        <w:t xml:space="preserve">Um domínio sem barreira não tem o que ser alcançado.</w:t>
+      </w:r>
+      <w:r>
+        <w:t xml:space="preserve"> Não existe casca dele para quebrar por fora, então ele não perde a disputa — e ele conquista se a área dele cobrir a barreira do outro. Ele continua fazendo o que a sobreposição já faz: </w:t>
       </w:r>
       <w:r>
         <w:rPr>
@@ -40033,9 +40058,171 @@
         <w:t xml:space="preserve">desliga o Acerto do completo, e a barreira do completo deixa de prender — quem está lá dentro pode sair</w:t>
       </w:r>
       <w:r>
-        <w:t xml:space="preserve"> — e o Acerto dele, que rola, continua rolando. É a resposta mais cara que existe a um domínio, e a única que também é um domínio.</w:t>
+        <w:t xml:space="preserve"> — e o Acerto dele, que rola, continua rolando.</w:t>
       </w:r>
     </w:p>
+    <w:p>
+      <w:pPr>
+        <w:spacing w:after="80"/>
+      </w:pPr>
+    </w:p>
+    <w:tbl>
+      <w:tblPr>
+        <w:tblW w:type="dxa" w:w="9000"/>
+        <w:tblBorders>
+          <w:top w:val="nil"/>
+          <w:left w:val="nil"/>
+          <w:bottom w:val="nil"/>
+          <w:right w:val="nil"/>
+          <w:insideH w:val="nil"/>
+          <w:insideV w:val="nil"/>
+        </w:tblBorders>
+      </w:tblPr>
+      <w:tblGrid>
+        <w:gridCol w:w="9000"/>
+      </w:tblGrid>
+      <w:tr>
+        <w:trPr>
+          <w:cantSplit/>
+        </w:trPr>
+        <w:tc>
+          <w:tcPr>
+            <w:tcW w:type="dxa" w:w="9000"/>
+            <w:tcBorders>
+              <w:top w:val="nil"/>
+              <w:left w:val="single" w:color="2B1B2E" w:sz="18"/>
+              <w:bottom w:val="nil"/>
+              <w:right w:val="nil"/>
+            </w:tcBorders>
+            <w:shd w:fill="FDF0F6" w:color="auto" w:val="clear"/>
+            <w:tcMar>
+              <w:top w:type="dxa" w:w="160"/>
+              <w:left w:type="dxa" w:w="220"/>
+              <w:bottom w:type="dxa" w:w="160"/>
+              <w:right w:type="dxa" w:w="220"/>
+            </w:tcMar>
+          </w:tcPr>
+          <w:p>
+            <w:pPr>
+              <w:spacing w:after="100" w:before="20"/>
+            </w:pPr>
+            <w:r>
+              <w:rPr>
+                <w:rFonts w:ascii="Georgia" w:cs="Georgia" w:eastAsia="Georgia" w:hAnsi="Georgia"/>
+                <w:b/>
+                <w:bCs/>
+                <w:color w:val="2B1B2E"/>
+                <w:sz w:val="18"/>
+                <w:szCs w:val="18"/>
+              </w:rPr>
+              <w:t xml:space="preserve">O QUE UM DOMÍNIO SEM BARREIRA PAGA: ELE NÃO PRENDE NINGUÉM</w:t>
+            </w:r>
+          </w:p>
+          <w:p>
+            <w:pPr>
+              <w:spacing w:after="110" w:line="268"/>
+            </w:pPr>
+            <w:r>
+              <w:rPr>
+                <w:b/>
+                <w:bCs/>
+                <w:sz w:val="20"/>
+                <w:szCs w:val="20"/>
+              </w:rPr>
+              <w:t xml:space="preserve">Não poder ser conquistado não é vantagem de graça, e não é o contrário da regra antiga.</w:t>
+            </w:r>
+            <w:r>
+              <w:rPr>
+                <w:sz w:val="20"/>
+                <w:szCs w:val="20"/>
+              </w:rPr>
+              <w:t xml:space="preserve"> Quem está dentro de um domínio aberto pode </w:t>
+            </w:r>
+            <w:r>
+              <w:rPr>
+                <w:b/>
+                <w:bCs/>
+                <w:sz w:val="20"/>
+                <w:szCs w:val="20"/>
+              </w:rPr>
+              <w:t xml:space="preserve">sair andando</w:t>
+            </w:r>
+            <w:r>
+              <w:rPr>
+                <w:sz w:val="20"/>
+                <w:szCs w:val="20"/>
+              </w:rPr>
+              <w:t xml:space="preserve">, e fora da sobreposição não existe disputa nenhuma — o alvo vai embora e leva a briga junto.</w:t>
+            </w:r>
+          </w:p>
+          <w:p>
+            <w:pPr>
+              <w:spacing w:after="110" w:line="268"/>
+            </w:pPr>
+            <w:r>
+              <w:rPr>
+                <w:b/>
+                <w:bCs/>
+                <w:sz w:val="20"/>
+                <w:szCs w:val="20"/>
+              </w:rPr>
+              <w:t xml:space="preserve">É isso que o terceiro espaço da completa compra:</w:t>
+            </w:r>
+            <w:r>
+              <w:rPr>
+                <w:sz w:val="20"/>
+                <w:szCs w:val="20"/>
+              </w:rPr>
+              <w:t xml:space="preserve"> que o outro não vá embora. A barreira não serve para vencer o choque; serve para o choque acontecer.</w:t>
+            </w:r>
+          </w:p>
+          <w:p>
+            <w:pPr>
+              <w:spacing w:after="20" w:line="268"/>
+            </w:pPr>
+            <w:r>
+              <w:rPr>
+                <w:sz w:val="20"/>
+                <w:szCs w:val="20"/>
+              </w:rPr>
+              <w:t xml:space="preserve">Um domínio aberto é a ferramenta de quem quer </w:t>
+            </w:r>
+            <w:r>
+              <w:rPr>
+                <w:b/>
+                <w:bCs/>
+                <w:sz w:val="20"/>
+                <w:szCs w:val="20"/>
+              </w:rPr>
+              <w:t xml:space="preserve">alcance</w:t>
+            </w:r>
+            <w:r>
+              <w:rPr>
+                <w:sz w:val="20"/>
+                <w:szCs w:val="20"/>
+              </w:rPr>
+              <w:t xml:space="preserve">, e um fechado é a de quem quer </w:t>
+            </w:r>
+            <w:r>
+              <w:rPr>
+                <w:b/>
+                <w:bCs/>
+                <w:sz w:val="20"/>
+                <w:szCs w:val="20"/>
+              </w:rPr>
+              <w:t xml:space="preserve">que ninguém saia</w:t>
+            </w:r>
+            <w:r>
+              <w:rPr>
+                <w:sz w:val="20"/>
+                <w:szCs w:val="20"/>
+              </w:rPr>
+              <w:t xml:space="preserve">. Nenhum dos dois ganha do outro por regra.</w:t>
+            </w:r>
+          </w:p>
+        </w:tc>
+      </w:tr>
+    </w:tbl>
     <w:p>
       <w:pPr>
         <w:spacing w:after="80"/>
@@ -42862,7 +43049,7 @@
                 <w:sz w:val="19"/>
                 <w:szCs w:val="19"/>
               </w:rPr>
-              <w:t xml:space="preserve">6d8 = 27, fura 6 de RD. O Atrasar pagou a Fura inteira</w:t>
+              <w:t xml:space="preserve">6d8 = 27, fura 4 de RD. O Atrasar pagou a Fura inteira</w:t>
             </w:r>
           </w:p>
         </w:tc>
@@ -44201,7 +44388,7 @@
                 <w:sz w:val="19"/>
                 <w:szCs w:val="19"/>
               </w:rPr>
-              <w:t xml:space="preserve">8d8 = 36, fura 12 de RD, +2 na CD</w:t>
+              <w:t xml:space="preserve">8d8 = 36, fura 8 de RD, +2 na CD</w:t>
             </w:r>
           </w:p>
         </w:tc>
@@ -46153,7 +46340,7 @@
                 <w:sz w:val="19"/>
                 <w:szCs w:val="19"/>
               </w:rPr>
-              <w:t xml:space="preserve">24d8 = 108 furando 15 de RD</w:t>
+              <w:t xml:space="preserve">24d8 = 108 furando 10 de RD</w:t>
             </w:r>
           </w:p>
         </w:tc>

--- a/manual/Fundamento-MANUAL-v7.docx
+++ b/manual/Fundamento-MANUAL-v7.docx
@@ -17526,7 +17526,7 @@
                 <w:sz w:val="19"/>
                 <w:szCs w:val="19"/>
               </w:rPr>
-              <w:t xml:space="preserve">4,5 m saindo de você</w:t>
+              <w:t xml:space="preserve">4,5 m saindo de você. A largura do cone em qualquer ponto é igual à distância daquele ponto até você.</w:t>
             </w:r>
           </w:p>
         </w:tc>
@@ -17646,7 +17646,7 @@
                 <w:sz w:val="19"/>
                 <w:szCs w:val="19"/>
               </w:rPr>
-              <w:t xml:space="preserve">18 m por 1,5 m</w:t>
+              <w:t xml:space="preserve">18 m por 1,5 m. Quando o comprimento chega ao topo da escada, Maior passa a subir a largura: 1,5 m → 3 m → 4,5 m.</w:t>
             </w:r>
           </w:p>
         </w:tc>
@@ -25113,7 +25113,7 @@
                 <w:sz w:val="19"/>
                 <w:szCs w:val="19"/>
               </w:rPr>
-              <w:t xml:space="preserve">Deixa uma parede ou escudo com 10 × Classe de pontos de vida, por 1 minuto.</w:t>
+              <w:t xml:space="preserve">Deixa uma parede ou escudo com 10 × Classe de pontos de vida, por 1 minuto. Ocupa os mesmos quadrados que a Linha da Classe dele, arrumados como você quiser, cada um partilhando um lado com outro. Altura mínima 2 quadrados. Colocado num ponto a até o alcance do feitiço.</w:t>
             </w:r>
           </w:p>
         </w:tc>
@@ -32643,7 +32643,7 @@
                 <w:sz w:val="19"/>
                 <w:szCs w:val="19"/>
               </w:rPr>
-              <w:t>Depois de usar, o próximo feitiço que você conjurar nesta cena custa 2 × a Classe deste feitiço de energia a mais, mesmo que ele seja de Classe 0.</w:t>
+              <w:t xml:space="preserve">Depois de usar, o próximo feitiço que você conjurar nesta cena custa 2 × a Classe deste feitiço de energia a mais, mesmo que ele seja de Classe 0.</w:t>
             </w:r>
           </w:p>
         </w:tc>

--- a/manual/Fundamento-MANUAL-v7.docx
+++ b/manual/Fundamento-MANUAL-v7.docx
@@ -27369,7 +27369,7 @@
                 <w:sz w:val="19"/>
                 <w:szCs w:val="19"/>
               </w:rPr>
-              <w:t xml:space="preserve">Até o fim do próximo turno do alvo, o feitiço dele custa o dobro de energia e sai com a CD 2 menor.</w:t>
+              <w:t xml:space="preserve">Até o fim do próximo turno do alvo, ele não usa Reação, e o feitiço dele sai com a CD 2 menor.</w:t>
             </w:r>
           </w:p>
         </w:tc>

--- a/manual/Fundamento-MANUAL-v7.docx
+++ b/manual/Fundamento-MANUAL-v7.docx
@@ -70,7 +70,7 @@
           <w:sz w:val="20"/>
           <w:szCs w:val="20"/>
         </w:rPr>
-        <w:t xml:space="preserve">Níveis 1–20  ·  Faixa lendária 21–30  ·  Versão 7.25</w:t>
+        <w:t xml:space="preserve">Níveis 1–20  ·  Faixa lendária 21–30  ·  Versão 7.26</w:t>
       </w:r>
     </w:p>
     <w:p>
@@ -49724,7 +49724,7 @@
                 <w:sz w:val="19"/>
                 <w:szCs w:val="19"/>
               </w:rPr>
-              <w:t xml:space="preserve">28</w:t>
+              <w:t xml:space="preserve">9</w:t>
             </w:r>
           </w:p>
         </w:tc>
@@ -49752,7 +49752,7 @@
                 <w:sz w:val="19"/>
                 <w:szCs w:val="19"/>
               </w:rPr>
-              <w:t xml:space="preserve">6</w:t>
+              <w:t xml:space="preserve">4</w:t>
             </w:r>
           </w:p>
         </w:tc>
@@ -49902,7 +49902,7 @@
                 <w:sz w:val="19"/>
                 <w:szCs w:val="19"/>
               </w:rPr>
-              <w:t xml:space="preserve">67</w:t>
+              <w:t xml:space="preserve">22</w:t>
             </w:r>
           </w:p>
         </w:tc>
@@ -49931,7 +49931,7 @@
                 <w:sz w:val="19"/>
                 <w:szCs w:val="19"/>
               </w:rPr>
-              <w:t xml:space="preserve">13</w:t>
+              <w:t xml:space="preserve">10</w:t>
             </w:r>
           </w:p>
         </w:tc>
@@ -50076,7 +50076,7 @@
                 <w:sz w:val="19"/>
                 <w:szCs w:val="19"/>
               </w:rPr>
-              <w:t xml:space="preserve">97</w:t>
+              <w:t xml:space="preserve">32</w:t>
             </w:r>
           </w:p>
         </w:tc>
@@ -50104,7 +50104,7 @@
                 <w:sz w:val="19"/>
                 <w:szCs w:val="19"/>
               </w:rPr>
-              <w:t xml:space="preserve">25</w:t>
+              <w:t xml:space="preserve">19</w:t>
             </w:r>
           </w:p>
         </w:tc>
@@ -50254,7 +50254,7 @@
                 <w:sz w:val="19"/>
                 <w:szCs w:val="19"/>
               </w:rPr>
-              <w:t xml:space="preserve">135</w:t>
+              <w:t xml:space="preserve">45</w:t>
             </w:r>
           </w:p>
         </w:tc>
@@ -50283,7 +50283,7 @@
                 <w:sz w:val="19"/>
                 <w:szCs w:val="19"/>
               </w:rPr>
-              <w:t xml:space="preserve">37</w:t>
+              <w:t xml:space="preserve">28</w:t>
             </w:r>
           </w:p>
         </w:tc>
@@ -50428,7 +50428,7 @@
                 <w:sz w:val="19"/>
                 <w:szCs w:val="19"/>
               </w:rPr>
-              <w:t xml:space="preserve">165</w:t>
+              <w:t xml:space="preserve">55</w:t>
             </w:r>
           </w:p>
         </w:tc>
@@ -50456,7 +50456,7 @@
                 <w:sz w:val="19"/>
                 <w:szCs w:val="19"/>
               </w:rPr>
-              <w:t xml:space="preserve">49</w:t>
+              <w:t xml:space="preserve">37</w:t>
             </w:r>
           </w:p>
         </w:tc>
@@ -50606,7 +50606,7 @@
                 <w:sz w:val="19"/>
                 <w:szCs w:val="19"/>
               </w:rPr>
-              <w:t xml:space="preserve">206</w:t>
+              <w:t xml:space="preserve">68</w:t>
             </w:r>
           </w:p>
         </w:tc>
@@ -50635,7 +50635,7 @@
                 <w:sz w:val="19"/>
                 <w:szCs w:val="19"/>
               </w:rPr>
-              <w:t xml:space="preserve">61</w:t>
+              <w:t xml:space="preserve">46</w:t>
             </w:r>
           </w:p>
         </w:tc>
@@ -50780,7 +50780,7 @@
                 <w:sz w:val="19"/>
                 <w:szCs w:val="19"/>
               </w:rPr>
-              <w:t xml:space="preserve">236</w:t>
+              <w:t xml:space="preserve">78</w:t>
             </w:r>
           </w:p>
         </w:tc>
@@ -50808,7 +50808,7 @@
                 <w:sz w:val="19"/>
                 <w:szCs w:val="19"/>
               </w:rPr>
-              <w:t xml:space="preserve">73</w:t>
+              <w:t xml:space="preserve">55</w:t>
             </w:r>
           </w:p>
         </w:tc>
@@ -50832,7 +50832,7 @@
         <w:spacing w:after="140" w:before="0" w:line="276"/>
       </w:pPr>
       <w:r>
-        <w:t xml:space="preserve">Quatro capangas equivalem a um chefe, e é assim que a coluna se lê: os quatro juntos têm a vida do chefe, e cada um bate o golpe dele. Trocar o corpo único por vários não muda o tamanho do encontro — muda quantas rolagens ele custa e quando o dano do inimigo começa a cair.</w:t>
+        <w:t xml:space="preserve">Oito capangas equivalem a um chefe, e é assim que a coluna se lê: cada um tem de vida o dano do grupo por rodada dividido por quatro, arredondado para baixo — cai num golpe de um personagem —, e bate um quarto do dano do chefe. Os oito vêm juntos, com a vida num pool só, e no máximo três deles atacam o mesmo alvo por rodada, do segundo em diante com o golpe pela metade. Trocar o corpo único pelo esquadrão não muda o tamanho do encontro — muda quantas rolagens ele custa e quando o dano do inimigo começa a cair.</w:t>
       </w:r>
     </w:p>
     <w:p>
